--- a/docs/docx/02-요구사항-명세서.docx
+++ b/docs/docx/02-요구사항-명세서.docx
@@ -7,7 +7,7 @@
         <w:rPr>
           <w:color w:val="1F7A5C"/>
         </w:rPr>
-        <w:t>SoundsFun Bridge · MVP 문서</w:t>
+        <w:t>SoundsFun Bridge · MVP 문서 v2</w:t>
       </w:r>
     </w:p>
     <w:p>
@@ -29,7 +29,7 @@
         <w:t>M</w:t>
       </w:r>
       <w:r>
-        <w:t xml:space="preserve"> 필수(없으면 MVP 아님) · </w:t>
+        <w:t xml:space="preserve"> 꼭 있어야 함 · </w:t>
       </w:r>
       <w:r>
         <w:rPr>
@@ -38,7 +38,7 @@
         <w:t>S</w:t>
       </w:r>
       <w:r>
-        <w:t xml:space="preserve"> 파일럿 전 포함 · </w:t>
+        <w:t xml:space="preserve"> 있으면 좋음 · </w:t>
       </w:r>
       <w:r>
         <w:rPr>
@@ -47,7 +47,7 @@
         <w:t>L</w:t>
       </w:r>
       <w:r>
-        <w:t xml:space="preserve"> 나중, 구조만 준비</w:t>
+        <w:t xml:space="preserve"> 다음 단계. 모든 M과 S는 이번 버전에 구현되어 있습니다.</w:t>
       </w:r>
     </w:p>
     <w:p>
@@ -55,7 +55,7 @@
         <w:pStyle w:val="Heading1"/>
       </w:pPr>
       <w:r>
-        <w:t>1. 계정·온보딩</w:t>
+        <w:t>1. 시작·계정</w:t>
       </w:r>
     </w:p>
     <w:tbl>
@@ -65,15 +65,14 @@
         <w:tblLook w:firstColumn="1" w:firstRow="1" w:lastColumn="0" w:lastRow="0" w:noHBand="0" w:noVBand="1" w:val="04A0"/>
       </w:tblPr>
       <w:tblGrid>
-        <w:gridCol w:w="2493"/>
-        <w:gridCol w:w="2493"/>
-        <w:gridCol w:w="2493"/>
-        <w:gridCol w:w="2493"/>
+        <w:gridCol w:w="3324"/>
+        <w:gridCol w:w="3324"/>
+        <w:gridCol w:w="3324"/>
       </w:tblGrid>
       <w:tr>
         <w:tc>
           <w:tcPr>
-            <w:tcW w:type="dxa" w:w="2493"/>
+            <w:tcW w:type="dxa" w:w="3324"/>
             <w:shd w:val="clear" w:color="auto" w:fill="E9EFEB"/>
           </w:tcPr>
           <w:p>
@@ -93,7 +92,7 @@
         </w:tc>
         <w:tc>
           <w:tcPr>
-            <w:tcW w:type="dxa" w:w="2493"/>
+            <w:tcW w:type="dxa" w:w="3324"/>
             <w:shd w:val="clear" w:color="auto" w:fill="E9EFEB"/>
           </w:tcPr>
           <w:p>
@@ -113,7 +112,7 @@
         </w:tc>
         <w:tc>
           <w:tcPr>
-            <w:tcW w:type="dxa" w:w="2493"/>
+            <w:tcW w:type="dxa" w:w="3324"/>
             <w:shd w:val="clear" w:color="auto" w:fill="E9EFEB"/>
           </w:tcPr>
           <w:p>
@@ -127,27 +126,7 @@
                 <w:b/>
                 <w:sz w:val="18"/>
               </w:rPr>
-              <w:t>우선</w:t>
-            </w:r>
-          </w:p>
-        </w:tc>
-        <w:tc>
-          <w:tcPr>
-            <w:tcW w:type="dxa" w:w="2493"/>
-            <w:shd w:val="clear" w:color="auto" w:fill="E9EFEB"/>
-          </w:tcPr>
-          <w:p>
-            <w:r>
-              <w:rPr>
-                <w:b/>
-              </w:rPr>
-            </w:r>
-            <w:r>
-              <w:rPr>
-                <w:b/>
-                <w:sz w:val="18"/>
-              </w:rPr>
-              <w:t>화면</w:t>
+              <w:t>순위</w:t>
             </w:r>
           </w:p>
         </w:tc>
@@ -155,7 +134,7 @@
       <w:tr>
         <w:tc>
           <w:tcPr>
-            <w:tcW w:type="dxa" w:w="2493"/>
+            <w:tcW w:type="dxa" w:w="3324"/>
           </w:tcPr>
           <w:p>
             <w:r/>
@@ -169,7 +148,7 @@
         </w:tc>
         <w:tc>
           <w:tcPr>
-            <w:tcW w:type="dxa" w:w="2493"/>
+            <w:tcW w:type="dxa" w:w="3324"/>
           </w:tcPr>
           <w:p>
             <w:r/>
@@ -177,13 +156,13 @@
               <w:rPr>
                 <w:sz w:val="18"/>
               </w:rPr>
-              <w:t>이메일·비밀번호로 가입·로그인·로그아웃할 수 있다</w:t>
+              <w:t>앱을 열면 시작 영상이 나오고, 화면을 누르면 들어간다. 소리는 버튼으로 켜고 끈다</w:t>
             </w:r>
           </w:p>
         </w:tc>
         <w:tc>
           <w:tcPr>
-            <w:tcW w:type="dxa" w:w="2493"/>
+            <w:tcW w:type="dxa" w:w="3324"/>
           </w:tcPr>
           <w:p>
             <w:r/>
@@ -195,25 +174,11 @@
             </w:r>
           </w:p>
         </w:tc>
-        <w:tc>
-          <w:tcPr>
-            <w:tcW w:type="dxa" w:w="2493"/>
-          </w:tcPr>
-          <w:p>
-            <w:r/>
-            <w:r>
-              <w:rPr>
-                <w:sz w:val="18"/>
-              </w:rPr>
-              <w:t>A1 A2</w:t>
-            </w:r>
-          </w:p>
-        </w:tc>
       </w:tr>
       <w:tr>
         <w:tc>
           <w:tcPr>
-            <w:tcW w:type="dxa" w:w="2493"/>
+            <w:tcW w:type="dxa" w:w="3324"/>
           </w:tcPr>
           <w:p>
             <w:r/>
@@ -227,7 +192,7 @@
         </w:tc>
         <w:tc>
           <w:tcPr>
-            <w:tcW w:type="dxa" w:w="2493"/>
+            <w:tcW w:type="dxa" w:w="3324"/>
           </w:tcPr>
           <w:p>
             <w:r/>
@@ -235,13 +200,13 @@
               <w:rPr>
                 <w:sz w:val="18"/>
               </w:rPr>
-              <w:t>비밀번호 재설정 링크를 이메일로 받을 수 있다</w:t>
+              <w:t>부모는 이메일·비밀번호(8자 이상)로 가입한다. 필수 동의 2개, 알림 동의는 선택</w:t>
             </w:r>
           </w:p>
         </w:tc>
         <w:tc>
           <w:tcPr>
-            <w:tcW w:type="dxa" w:w="2493"/>
+            <w:tcW w:type="dxa" w:w="3324"/>
           </w:tcPr>
           <w:p>
             <w:r/>
@@ -253,25 +218,11 @@
             </w:r>
           </w:p>
         </w:tc>
-        <w:tc>
-          <w:tcPr>
-            <w:tcW w:type="dxa" w:w="2493"/>
-          </w:tcPr>
-          <w:p>
-            <w:r/>
-            <w:r>
-              <w:rPr>
-                <w:sz w:val="18"/>
-              </w:rPr>
-              <w:t>A1</w:t>
-            </w:r>
-          </w:p>
-        </w:tc>
       </w:tr>
       <w:tr>
         <w:tc>
           <w:tcPr>
-            <w:tcW w:type="dxa" w:w="2493"/>
+            <w:tcW w:type="dxa" w:w="3324"/>
           </w:tcPr>
           <w:p>
             <w:r/>
@@ -285,7 +236,7 @@
         </w:tc>
         <w:tc>
           <w:tcPr>
-            <w:tcW w:type="dxa" w:w="2493"/>
+            <w:tcW w:type="dxa" w:w="3324"/>
           </w:tcPr>
           <w:p>
             <w:r/>
@@ -293,13 +244,13 @@
               <w:rPr>
                 <w:sz w:val="18"/>
               </w:rPr>
-              <w:t>가입 시 이용약관·개인정보(필수), 알림(선택) 동의를 받고 시각·버전을 저장한다</w:t>
+              <w:t>이미 가입한 이메일이면 로그인으로 안내한다</w:t>
             </w:r>
           </w:p>
         </w:tc>
         <w:tc>
           <w:tcPr>
-            <w:tcW w:type="dxa" w:w="2493"/>
+            <w:tcW w:type="dxa" w:w="3324"/>
           </w:tcPr>
           <w:p>
             <w:r/>
@@ -311,25 +262,11 @@
             </w:r>
           </w:p>
         </w:tc>
-        <w:tc>
-          <w:tcPr>
-            <w:tcW w:type="dxa" w:w="2493"/>
-          </w:tcPr>
-          <w:p>
-            <w:r/>
-            <w:r>
-              <w:rPr>
-                <w:sz w:val="18"/>
-              </w:rPr>
-              <w:t>A2</w:t>
-            </w:r>
-          </w:p>
-        </w:tc>
       </w:tr>
       <w:tr>
         <w:tc>
           <w:tcPr>
-            <w:tcW w:type="dxa" w:w="2493"/>
+            <w:tcW w:type="dxa" w:w="3324"/>
           </w:tcPr>
           <w:p>
             <w:r/>
@@ -343,7 +280,7 @@
         </w:tc>
         <w:tc>
           <w:tcPr>
-            <w:tcW w:type="dxa" w:w="2493"/>
+            <w:tcW w:type="dxa" w:w="3324"/>
           </w:tcPr>
           <w:p>
             <w:r/>
@@ -351,13 +288,13 @@
               <w:rPr>
                 <w:sz w:val="18"/>
               </w:rPr>
-              <w:t>아이 프로필은 별명·연령대·아바타만 저장한다 (실명·생년월일 없음)</w:t>
+              <w:t>로그인 상태는 앱을 다시 열어도 유지된다</w:t>
             </w:r>
           </w:p>
         </w:tc>
         <w:tc>
           <w:tcPr>
-            <w:tcW w:type="dxa" w:w="2493"/>
+            <w:tcW w:type="dxa" w:w="3324"/>
           </w:tcPr>
           <w:p>
             <w:r/>
@@ -369,25 +306,11 @@
             </w:r>
           </w:p>
         </w:tc>
-        <w:tc>
-          <w:tcPr>
-            <w:tcW w:type="dxa" w:w="2493"/>
-          </w:tcPr>
-          <w:p>
-            <w:r/>
-            <w:r>
-              <w:rPr>
-                <w:sz w:val="18"/>
-              </w:rPr>
-              <w:t>A3</w:t>
-            </w:r>
-          </w:p>
-        </w:tc>
       </w:tr>
       <w:tr>
         <w:tc>
           <w:tcPr>
-            <w:tcW w:type="dxa" w:w="2493"/>
+            <w:tcW w:type="dxa" w:w="3324"/>
           </w:tcPr>
           <w:p>
             <w:r/>
@@ -401,7 +324,7 @@
         </w:tc>
         <w:tc>
           <w:tcPr>
-            <w:tcW w:type="dxa" w:w="2493"/>
+            <w:tcW w:type="dxa" w:w="3324"/>
           </w:tcPr>
           <w:p>
             <w:r/>
@@ -409,13 +332,13 @@
               <w:rPr>
                 <w:sz w:val="18"/>
               </w:rPr>
-              <w:t>아바타를 부위별(피부·머리·눈·입·안경·배경 등)로 꾸밀 수 있다</w:t>
+              <w:t>탈퇴하면 계정·아이·기록이 모두 지워진다</w:t>
             </w:r>
           </w:p>
         </w:tc>
         <w:tc>
           <w:tcPr>
-            <w:tcW w:type="dxa" w:w="2493"/>
+            <w:tcW w:type="dxa" w:w="3324"/>
           </w:tcPr>
           <w:p>
             <w:r/>
@@ -427,25 +350,11 @@
             </w:r>
           </w:p>
         </w:tc>
-        <w:tc>
-          <w:tcPr>
-            <w:tcW w:type="dxa" w:w="2493"/>
-          </w:tcPr>
-          <w:p>
-            <w:r/>
-            <w:r>
-              <w:rPr>
-                <w:sz w:val="18"/>
-              </w:rPr>
-              <w:t>A3</w:t>
-            </w:r>
-          </w:p>
-        </w:tc>
       </w:tr>
       <w:tr>
         <w:tc>
           <w:tcPr>
-            <w:tcW w:type="dxa" w:w="2493"/>
+            <w:tcW w:type="dxa" w:w="3324"/>
           </w:tcPr>
           <w:p>
             <w:r/>
@@ -459,7 +368,7 @@
         </w:tc>
         <w:tc>
           <w:tcPr>
-            <w:tcW w:type="dxa" w:w="2493"/>
+            <w:tcW w:type="dxa" w:w="3324"/>
           </w:tcPr>
           <w:p>
             <w:r/>
@@ -467,13 +376,13 @@
               <w:rPr>
                 <w:sz w:val="18"/>
               </w:rPr>
-              <w:t>얼굴 사진을 올려 원형으로 자르고 테두리 장식을 고를 수 있다</w:t>
+              <w:t>설정에서 시작 영상을 다시 볼 수 있다</w:t>
             </w:r>
           </w:p>
         </w:tc>
         <w:tc>
           <w:tcPr>
-            <w:tcW w:type="dxa" w:w="2493"/>
+            <w:tcW w:type="dxa" w:w="3324"/>
           </w:tcPr>
           <w:p>
             <w:r/>
@@ -485,194 +394,6 @@
             </w:r>
           </w:p>
         </w:tc>
-        <w:tc>
-          <w:tcPr>
-            <w:tcW w:type="dxa" w:w="2493"/>
-          </w:tcPr>
-          <w:p>
-            <w:r/>
-            <w:r>
-              <w:rPr>
-                <w:sz w:val="18"/>
-              </w:rPr>
-              <w:t>A3</w:t>
-            </w:r>
-          </w:p>
-        </w:tc>
-      </w:tr>
-      <w:tr>
-        <w:tc>
-          <w:tcPr>
-            <w:tcW w:type="dxa" w:w="2493"/>
-          </w:tcPr>
-          <w:p>
-            <w:r/>
-            <w:r>
-              <w:rPr>
-                <w:sz w:val="18"/>
-              </w:rPr>
-              <w:t>FR-107</w:t>
-            </w:r>
-          </w:p>
-        </w:tc>
-        <w:tc>
-          <w:tcPr>
-            <w:tcW w:type="dxa" w:w="2493"/>
-          </w:tcPr>
-          <w:p>
-            <w:r/>
-            <w:r>
-              <w:rPr>
-                <w:sz w:val="18"/>
-              </w:rPr>
-              <w:t>루틴 4개의 시각과 시작일을 정한다. 기본값이 채워져 있다</w:t>
-            </w:r>
-          </w:p>
-        </w:tc>
-        <w:tc>
-          <w:tcPr>
-            <w:tcW w:type="dxa" w:w="2493"/>
-          </w:tcPr>
-          <w:p>
-            <w:r/>
-            <w:r>
-              <w:rPr>
-                <w:sz w:val="18"/>
-              </w:rPr>
-              <w:t>M</w:t>
-            </w:r>
-          </w:p>
-        </w:tc>
-        <w:tc>
-          <w:tcPr>
-            <w:tcW w:type="dxa" w:w="2493"/>
-          </w:tcPr>
-          <w:p>
-            <w:r/>
-            <w:r>
-              <w:rPr>
-                <w:sz w:val="18"/>
-              </w:rPr>
-              <w:t>A4</w:t>
-            </w:r>
-          </w:p>
-        </w:tc>
-      </w:tr>
-      <w:tr>
-        <w:tc>
-          <w:tcPr>
-            <w:tcW w:type="dxa" w:w="2493"/>
-          </w:tcPr>
-          <w:p>
-            <w:r/>
-            <w:r>
-              <w:rPr>
-                <w:sz w:val="18"/>
-              </w:rPr>
-              <w:t>FR-108</w:t>
-            </w:r>
-          </w:p>
-        </w:tc>
-        <w:tc>
-          <w:tcPr>
-            <w:tcW w:type="dxa" w:w="2493"/>
-          </w:tcPr>
-          <w:p>
-            <w:r/>
-            <w:r>
-              <w:rPr>
-                <w:sz w:val="18"/>
-              </w:rPr>
-              <w:t>알림 권한을 요청하고, 거부해도 앱을 쓸 수 있다</w:t>
-            </w:r>
-          </w:p>
-        </w:tc>
-        <w:tc>
-          <w:tcPr>
-            <w:tcW w:type="dxa" w:w="2493"/>
-          </w:tcPr>
-          <w:p>
-            <w:r/>
-            <w:r>
-              <w:rPr>
-                <w:sz w:val="18"/>
-              </w:rPr>
-              <w:t>M</w:t>
-            </w:r>
-          </w:p>
-        </w:tc>
-        <w:tc>
-          <w:tcPr>
-            <w:tcW w:type="dxa" w:w="2493"/>
-          </w:tcPr>
-          <w:p>
-            <w:r/>
-            <w:r>
-              <w:rPr>
-                <w:sz w:val="18"/>
-              </w:rPr>
-              <w:t>A5</w:t>
-            </w:r>
-          </w:p>
-        </w:tc>
-      </w:tr>
-      <w:tr>
-        <w:tc>
-          <w:tcPr>
-            <w:tcW w:type="dxa" w:w="2493"/>
-          </w:tcPr>
-          <w:p>
-            <w:r/>
-            <w:r>
-              <w:rPr>
-                <w:sz w:val="18"/>
-              </w:rPr>
-              <w:t>FR-109</w:t>
-            </w:r>
-          </w:p>
-        </w:tc>
-        <w:tc>
-          <w:tcPr>
-            <w:tcW w:type="dxa" w:w="2493"/>
-          </w:tcPr>
-          <w:p>
-            <w:r/>
-            <w:r>
-              <w:rPr>
-                <w:sz w:val="18"/>
-              </w:rPr>
-              <w:t>첫 실행에만 앱 소개 3장을 보여준다</w:t>
-            </w:r>
-          </w:p>
-        </w:tc>
-        <w:tc>
-          <w:tcPr>
-            <w:tcW w:type="dxa" w:w="2493"/>
-          </w:tcPr>
-          <w:p>
-            <w:r/>
-            <w:r>
-              <w:rPr>
-                <w:sz w:val="18"/>
-              </w:rPr>
-              <w:t>S</w:t>
-            </w:r>
-          </w:p>
-        </w:tc>
-        <w:tc>
-          <w:tcPr>
-            <w:tcW w:type="dxa" w:w="2493"/>
-          </w:tcPr>
-          <w:p>
-            <w:r/>
-            <w:r>
-              <w:rPr>
-                <w:sz w:val="18"/>
-              </w:rPr>
-              <w:t>A0</w:t>
-            </w:r>
-          </w:p>
-        </w:tc>
       </w:tr>
     </w:tbl>
     <w:p/>
@@ -681,7 +402,7 @@
         <w:pStyle w:val="Heading1"/>
       </w:pPr>
       <w:r>
-        <w:t>2. 코스 맵 (홈)</w:t>
+        <w:t>2. 아이 등록</w:t>
       </w:r>
     </w:p>
     <w:tbl>
@@ -691,15 +412,14 @@
         <w:tblLook w:firstColumn="1" w:firstRow="1" w:lastColumn="0" w:lastRow="0" w:noHBand="0" w:noVBand="1" w:val="04A0"/>
       </w:tblPr>
       <w:tblGrid>
-        <w:gridCol w:w="2493"/>
-        <w:gridCol w:w="2493"/>
-        <w:gridCol w:w="2493"/>
-        <w:gridCol w:w="2493"/>
+        <w:gridCol w:w="3324"/>
+        <w:gridCol w:w="3324"/>
+        <w:gridCol w:w="3324"/>
       </w:tblGrid>
       <w:tr>
         <w:tc>
           <w:tcPr>
-            <w:tcW w:type="dxa" w:w="2493"/>
+            <w:tcW w:type="dxa" w:w="3324"/>
             <w:shd w:val="clear" w:color="auto" w:fill="E9EFEB"/>
           </w:tcPr>
           <w:p>
@@ -719,7 +439,7 @@
         </w:tc>
         <w:tc>
           <w:tcPr>
-            <w:tcW w:type="dxa" w:w="2493"/>
+            <w:tcW w:type="dxa" w:w="3324"/>
             <w:shd w:val="clear" w:color="auto" w:fill="E9EFEB"/>
           </w:tcPr>
           <w:p>
@@ -739,7 +459,7 @@
         </w:tc>
         <w:tc>
           <w:tcPr>
-            <w:tcW w:type="dxa" w:w="2493"/>
+            <w:tcW w:type="dxa" w:w="3324"/>
             <w:shd w:val="clear" w:color="auto" w:fill="E9EFEB"/>
           </w:tcPr>
           <w:p>
@@ -753,27 +473,7 @@
                 <w:b/>
                 <w:sz w:val="18"/>
               </w:rPr>
-              <w:t>우선</w:t>
-            </w:r>
-          </w:p>
-        </w:tc>
-        <w:tc>
-          <w:tcPr>
-            <w:tcW w:type="dxa" w:w="2493"/>
-            <w:shd w:val="clear" w:color="auto" w:fill="E9EFEB"/>
-          </w:tcPr>
-          <w:p>
-            <w:r>
-              <w:rPr>
-                <w:b/>
-              </w:rPr>
-            </w:r>
-            <w:r>
-              <w:rPr>
-                <w:b/>
-                <w:sz w:val="18"/>
-              </w:rPr>
-              <w:t>화면</w:t>
+              <w:t>순위</w:t>
             </w:r>
           </w:p>
         </w:tc>
@@ -781,7 +481,7 @@
       <w:tr>
         <w:tc>
           <w:tcPr>
-            <w:tcW w:type="dxa" w:w="2493"/>
+            <w:tcW w:type="dxa" w:w="3324"/>
           </w:tcPr>
           <w:p>
             <w:r/>
@@ -795,7 +495,7 @@
         </w:tc>
         <w:tc>
           <w:tcPr>
-            <w:tcW w:type="dxa" w:w="2493"/>
+            <w:tcW w:type="dxa" w:w="3324"/>
           </w:tcPr>
           <w:p>
             <w:r/>
@@ -803,13 +503,13 @@
               <w:rPr>
                 <w:sz w:val="18"/>
               </w:rPr>
-              <w:t>Week 1의 Day 1~7과 Day별 루틴 4개를 길 모양으로 보여준다</w:t>
+              <w:t>이름(8자 이내), 연령(6·7·8·9–10세), 학습 시작일(오늘~7일 뒤)을 받는다</w:t>
             </w:r>
           </w:p>
         </w:tc>
         <w:tc>
           <w:tcPr>
-            <w:tcW w:type="dxa" w:w="2493"/>
+            <w:tcW w:type="dxa" w:w="3324"/>
           </w:tcPr>
           <w:p>
             <w:r/>
@@ -821,25 +521,11 @@
             </w:r>
           </w:p>
         </w:tc>
-        <w:tc>
-          <w:tcPr>
-            <w:tcW w:type="dxa" w:w="2493"/>
-          </w:tcPr>
-          <w:p>
-            <w:r/>
-            <w:r>
-              <w:rPr>
-                <w:sz w:val="18"/>
-              </w:rPr>
-              <w:t>H1</w:t>
-            </w:r>
-          </w:p>
-        </w:tc>
       </w:tr>
       <w:tr>
         <w:tc>
           <w:tcPr>
-            <w:tcW w:type="dxa" w:w="2493"/>
+            <w:tcW w:type="dxa" w:w="3324"/>
           </w:tcPr>
           <w:p>
             <w:r/>
@@ -853,7 +539,7 @@
         </w:tc>
         <w:tc>
           <w:tcPr>
-            <w:tcW w:type="dxa" w:w="2493"/>
+            <w:tcW w:type="dxa" w:w="3324"/>
           </w:tcPr>
           <w:p>
             <w:r/>
@@ -861,13 +547,13 @@
               <w:rPr>
                 <w:sz w:val="18"/>
               </w:rPr>
-              <w:t>노드 상태 5종: 완료·열림·진행중·잠김·놓침</w:t>
+              <w:t>함께할 친구를 병아리·악어·고양이·토끼 중 고르거나 사진을 쓴다</w:t>
             </w:r>
           </w:p>
         </w:tc>
         <w:tc>
           <w:tcPr>
-            <w:tcW w:type="dxa" w:w="2493"/>
+            <w:tcW w:type="dxa" w:w="3324"/>
           </w:tcPr>
           <w:p>
             <w:r/>
@@ -879,25 +565,11 @@
             </w:r>
           </w:p>
         </w:tc>
-        <w:tc>
-          <w:tcPr>
-            <w:tcW w:type="dxa" w:w="2493"/>
-          </w:tcPr>
-          <w:p>
-            <w:r/>
-            <w:r>
-              <w:rPr>
-                <w:sz w:val="18"/>
-              </w:rPr>
-              <w:t>H1</w:t>
-            </w:r>
-          </w:p>
-        </w:tc>
       </w:tr>
       <w:tr>
         <w:tc>
           <w:tcPr>
-            <w:tcW w:type="dxa" w:w="2493"/>
+            <w:tcW w:type="dxa" w:w="3324"/>
           </w:tcPr>
           <w:p>
             <w:r/>
@@ -911,7 +583,7 @@
         </w:tc>
         <w:tc>
           <w:tcPr>
-            <w:tcW w:type="dxa" w:w="2493"/>
+            <w:tcW w:type="dxa" w:w="3324"/>
           </w:tcPr>
           <w:p>
             <w:r/>
@@ -919,13 +591,13 @@
               <w:rPr>
                 <w:sz w:val="18"/>
               </w:rPr>
-              <w:t>오늘 Day의 루틴만 열리고, 순서 무관하게 시작할 수 있다</w:t>
+              <w:t>사진은 256px로 줄여 기기에만 저장한다. 서버에는 ‘사진 사용’ 여부만 간다</w:t>
             </w:r>
           </w:p>
         </w:tc>
         <w:tc>
           <w:tcPr>
-            <w:tcW w:type="dxa" w:w="2493"/>
+            <w:tcW w:type="dxa" w:w="3324"/>
           </w:tcPr>
           <w:p>
             <w:r/>
@@ -937,25 +609,11 @@
             </w:r>
           </w:p>
         </w:tc>
-        <w:tc>
-          <w:tcPr>
-            <w:tcW w:type="dxa" w:w="2493"/>
-          </w:tcPr>
-          <w:p>
-            <w:r/>
-            <w:r>
-              <w:rPr>
-                <w:sz w:val="18"/>
-              </w:rPr>
-              <w:t>H1</w:t>
-            </w:r>
-          </w:p>
-        </w:tc>
       </w:tr>
       <w:tr>
         <w:tc>
           <w:tcPr>
-            <w:tcW w:type="dxa" w:w="2493"/>
+            <w:tcW w:type="dxa" w:w="3324"/>
           </w:tcPr>
           <w:p>
             <w:r/>
@@ -969,7 +627,7 @@
         </w:tc>
         <w:tc>
           <w:tcPr>
-            <w:tcW w:type="dxa" w:w="2493"/>
+            <w:tcW w:type="dxa" w:w="3324"/>
           </w:tcPr>
           <w:p>
             <w:r/>
@@ -977,13 +635,13 @@
               <w:rPr>
                 <w:sz w:val="18"/>
               </w:rPr>
-              <w:t>열면 오늘 노드로 자동 스크롤한다</w:t>
+              <w:t>설정에서 아이 정보를 바꿀 수 있다</w:t>
             </w:r>
           </w:p>
         </w:tc>
         <w:tc>
           <w:tcPr>
-            <w:tcW w:type="dxa" w:w="2493"/>
+            <w:tcW w:type="dxa" w:w="3324"/>
           </w:tcPr>
           <w:p>
             <w:r/>
@@ -995,310 +653,6 @@
             </w:r>
           </w:p>
         </w:tc>
-        <w:tc>
-          <w:tcPr>
-            <w:tcW w:type="dxa" w:w="2493"/>
-          </w:tcPr>
-          <w:p>
-            <w:r/>
-            <w:r>
-              <w:rPr>
-                <w:sz w:val="18"/>
-              </w:rPr>
-              <w:t>H1</w:t>
-            </w:r>
-          </w:p>
-        </w:tc>
-      </w:tr>
-      <w:tr>
-        <w:tc>
-          <w:tcPr>
-            <w:tcW w:type="dxa" w:w="2493"/>
-          </w:tcPr>
-          <w:p>
-            <w:r/>
-            <w:r>
-              <w:rPr>
-                <w:sz w:val="18"/>
-              </w:rPr>
-              <w:t>FR-205</w:t>
-            </w:r>
-          </w:p>
-        </w:tc>
-        <w:tc>
-          <w:tcPr>
-            <w:tcW w:type="dxa" w:w="2493"/>
-          </w:tcPr>
-          <w:p>
-            <w:r/>
-            <w:r>
-              <w:rPr>
-                <w:sz w:val="18"/>
-              </w:rPr>
-              <w:t>“지금 할 루틴” 카드에 다음 루틴과 남은 시간, 오늘 진행(분)을 보여준다</w:t>
-            </w:r>
-          </w:p>
-        </w:tc>
-        <w:tc>
-          <w:tcPr>
-            <w:tcW w:type="dxa" w:w="2493"/>
-          </w:tcPr>
-          <w:p>
-            <w:r/>
-            <w:r>
-              <w:rPr>
-                <w:sz w:val="18"/>
-              </w:rPr>
-              <w:t>M</w:t>
-            </w:r>
-          </w:p>
-        </w:tc>
-        <w:tc>
-          <w:tcPr>
-            <w:tcW w:type="dxa" w:w="2493"/>
-          </w:tcPr>
-          <w:p>
-            <w:r/>
-            <w:r>
-              <w:rPr>
-                <w:sz w:val="18"/>
-              </w:rPr>
-              <w:t>H1</w:t>
-            </w:r>
-          </w:p>
-        </w:tc>
-      </w:tr>
-      <w:tr>
-        <w:tc>
-          <w:tcPr>
-            <w:tcW w:type="dxa" w:w="2493"/>
-          </w:tcPr>
-          <w:p>
-            <w:r/>
-            <w:r>
-              <w:rPr>
-                <w:sz w:val="18"/>
-              </w:rPr>
-              <w:t>FR-206</w:t>
-            </w:r>
-          </w:p>
-        </w:tc>
-        <w:tc>
-          <w:tcPr>
-            <w:tcW w:type="dxa" w:w="2493"/>
-          </w:tcPr>
-          <w:p>
-            <w:r/>
-            <w:r>
-              <w:rPr>
-                <w:sz w:val="18"/>
-              </w:rPr>
-              <w:t>연속일수와 누적 별을 상단에 보여준다</w:t>
-            </w:r>
-          </w:p>
-        </w:tc>
-        <w:tc>
-          <w:tcPr>
-            <w:tcW w:type="dxa" w:w="2493"/>
-          </w:tcPr>
-          <w:p>
-            <w:r/>
-            <w:r>
-              <w:rPr>
-                <w:sz w:val="18"/>
-              </w:rPr>
-              <w:t>M</w:t>
-            </w:r>
-          </w:p>
-        </w:tc>
-        <w:tc>
-          <w:tcPr>
-            <w:tcW w:type="dxa" w:w="2493"/>
-          </w:tcPr>
-          <w:p>
-            <w:r/>
-            <w:r>
-              <w:rPr>
-                <w:sz w:val="18"/>
-              </w:rPr>
-              <w:t>H1</w:t>
-            </w:r>
-          </w:p>
-        </w:tc>
-      </w:tr>
-      <w:tr>
-        <w:tc>
-          <w:tcPr>
-            <w:tcW w:type="dxa" w:w="2493"/>
-          </w:tcPr>
-          <w:p>
-            <w:r/>
-            <w:r>
-              <w:rPr>
-                <w:sz w:val="18"/>
-              </w:rPr>
-              <w:t>FR-207</w:t>
-            </w:r>
-          </w:p>
-        </w:tc>
-        <w:tc>
-          <w:tcPr>
-            <w:tcW w:type="dxa" w:w="2493"/>
-          </w:tcPr>
-          <w:p>
-            <w:r/>
-            <w:r>
-              <w:rPr>
-                <w:sz w:val="18"/>
-              </w:rPr>
-              <w:t>하루 4개 완료 시 Day 배지, Day 7 완료 시 주간 트로피 연출</w:t>
-            </w:r>
-          </w:p>
-        </w:tc>
-        <w:tc>
-          <w:tcPr>
-            <w:tcW w:type="dxa" w:w="2493"/>
-          </w:tcPr>
-          <w:p>
-            <w:r/>
-            <w:r>
-              <w:rPr>
-                <w:sz w:val="18"/>
-              </w:rPr>
-              <w:t>M</w:t>
-            </w:r>
-          </w:p>
-        </w:tc>
-        <w:tc>
-          <w:tcPr>
-            <w:tcW w:type="dxa" w:w="2493"/>
-          </w:tcPr>
-          <w:p>
-            <w:r/>
-            <w:r>
-              <w:rPr>
-                <w:sz w:val="18"/>
-              </w:rPr>
-              <w:t>H1 L4</w:t>
-            </w:r>
-          </w:p>
-        </w:tc>
-      </w:tr>
-      <w:tr>
-        <w:tc>
-          <w:tcPr>
-            <w:tcW w:type="dxa" w:w="2493"/>
-          </w:tcPr>
-          <w:p>
-            <w:r/>
-            <w:r>
-              <w:rPr>
-                <w:sz w:val="18"/>
-              </w:rPr>
-              <w:t>FR-208</w:t>
-            </w:r>
-          </w:p>
-        </w:tc>
-        <w:tc>
-          <w:tcPr>
-            <w:tcW w:type="dxa" w:w="2493"/>
-          </w:tcPr>
-          <w:p>
-            <w:r/>
-            <w:r>
-              <w:rPr>
-                <w:sz w:val="18"/>
-              </w:rPr>
-              <w:t>Week 1 완료 후 “한 번 더” 노드로 반복할 수 있다</w:t>
-            </w:r>
-          </w:p>
-        </w:tc>
-        <w:tc>
-          <w:tcPr>
-            <w:tcW w:type="dxa" w:w="2493"/>
-          </w:tcPr>
-          <w:p>
-            <w:r/>
-            <w:r>
-              <w:rPr>
-                <w:sz w:val="18"/>
-              </w:rPr>
-              <w:t>S</w:t>
-            </w:r>
-          </w:p>
-        </w:tc>
-        <w:tc>
-          <w:tcPr>
-            <w:tcW w:type="dxa" w:w="2493"/>
-          </w:tcPr>
-          <w:p>
-            <w:r/>
-            <w:r>
-              <w:rPr>
-                <w:sz w:val="18"/>
-              </w:rPr>
-              <w:t>H1</w:t>
-            </w:r>
-          </w:p>
-        </w:tc>
-      </w:tr>
-      <w:tr>
-        <w:tc>
-          <w:tcPr>
-            <w:tcW w:type="dxa" w:w="2493"/>
-          </w:tcPr>
-          <w:p>
-            <w:r/>
-            <w:r>
-              <w:rPr>
-                <w:sz w:val="18"/>
-              </w:rPr>
-              <w:t>FR-209</w:t>
-            </w:r>
-          </w:p>
-        </w:tc>
-        <w:tc>
-          <w:tcPr>
-            <w:tcW w:type="dxa" w:w="2493"/>
-          </w:tcPr>
-          <w:p>
-            <w:r/>
-            <w:r>
-              <w:rPr>
-                <w:sz w:val="18"/>
-              </w:rPr>
-              <w:t>Week·Day·루틴·단어는 모두 데이터(JSON)로 정의하고 코드에 넣지 않는다</w:t>
-            </w:r>
-          </w:p>
-        </w:tc>
-        <w:tc>
-          <w:tcPr>
-            <w:tcW w:type="dxa" w:w="2493"/>
-          </w:tcPr>
-          <w:p>
-            <w:r/>
-            <w:r>
-              <w:rPr>
-                <w:sz w:val="18"/>
-              </w:rPr>
-              <w:t>M</w:t>
-            </w:r>
-          </w:p>
-        </w:tc>
-        <w:tc>
-          <w:tcPr>
-            <w:tcW w:type="dxa" w:w="2493"/>
-          </w:tcPr>
-          <w:p>
-            <w:r/>
-            <w:r>
-              <w:rPr>
-                <w:sz w:val="18"/>
-              </w:rPr>
-              <w:t>—</w:t>
-            </w:r>
-          </w:p>
-        </w:tc>
       </w:tr>
     </w:tbl>
     <w:p/>
@@ -1307,7 +661,7 @@
         <w:pStyle w:val="Heading1"/>
       </w:pPr>
       <w:r>
-        <w:t>3. 듣기 루틴 (아침·저녁·잠자리)</w:t>
+        <w:t>3. 오늘 탭</w:t>
       </w:r>
     </w:p>
     <w:tbl>
@@ -1317,15 +671,14 @@
         <w:tblLook w:firstColumn="1" w:firstRow="1" w:lastColumn="0" w:lastRow="0" w:noHBand="0" w:noVBand="1" w:val="04A0"/>
       </w:tblPr>
       <w:tblGrid>
-        <w:gridCol w:w="2493"/>
-        <w:gridCol w:w="2493"/>
-        <w:gridCol w:w="2493"/>
-        <w:gridCol w:w="2493"/>
+        <w:gridCol w:w="3324"/>
+        <w:gridCol w:w="3324"/>
+        <w:gridCol w:w="3324"/>
       </w:tblGrid>
       <w:tr>
         <w:tc>
           <w:tcPr>
-            <w:tcW w:type="dxa" w:w="2493"/>
+            <w:tcW w:type="dxa" w:w="3324"/>
             <w:shd w:val="clear" w:color="auto" w:fill="E9EFEB"/>
           </w:tcPr>
           <w:p>
@@ -1345,7 +698,7 @@
         </w:tc>
         <w:tc>
           <w:tcPr>
-            <w:tcW w:type="dxa" w:w="2493"/>
+            <w:tcW w:type="dxa" w:w="3324"/>
             <w:shd w:val="clear" w:color="auto" w:fill="E9EFEB"/>
           </w:tcPr>
           <w:p>
@@ -1365,7 +718,7 @@
         </w:tc>
         <w:tc>
           <w:tcPr>
-            <w:tcW w:type="dxa" w:w="2493"/>
+            <w:tcW w:type="dxa" w:w="3324"/>
             <w:shd w:val="clear" w:color="auto" w:fill="E9EFEB"/>
           </w:tcPr>
           <w:p>
@@ -1379,27 +732,7 @@
                 <w:b/>
                 <w:sz w:val="18"/>
               </w:rPr>
-              <w:t>우선</w:t>
-            </w:r>
-          </w:p>
-        </w:tc>
-        <w:tc>
-          <w:tcPr>
-            <w:tcW w:type="dxa" w:w="2493"/>
-            <w:shd w:val="clear" w:color="auto" w:fill="E9EFEB"/>
-          </w:tcPr>
-          <w:p>
-            <w:r>
-              <w:rPr>
-                <w:b/>
-              </w:rPr>
-            </w:r>
-            <w:r>
-              <w:rPr>
-                <w:b/>
-                <w:sz w:val="18"/>
-              </w:rPr>
-              <w:t>화면</w:t>
+              <w:t>순위</w:t>
             </w:r>
           </w:p>
         </w:tc>
@@ -1407,7 +740,7 @@
       <w:tr>
         <w:tc>
           <w:tcPr>
-            <w:tcW w:type="dxa" w:w="2493"/>
+            <w:tcW w:type="dxa" w:w="3324"/>
           </w:tcPr>
           <w:p>
             <w:r/>
@@ -1421,7 +754,7 @@
         </w:tc>
         <w:tc>
           <w:tcPr>
-            <w:tcW w:type="dxa" w:w="2493"/>
+            <w:tcW w:type="dxa" w:w="3324"/>
           </w:tcPr>
           <w:p>
             <w:r/>
@@ -1429,13 +762,13 @@
               <w:rPr>
                 <w:sz w:val="18"/>
               </w:rPr>
-              <w:t>유튜브 링크를 외부(유튜브 앱 또는 브라우저)로 연다. 앱 내 재생 없음</w:t>
+              <w:t>인사 카드에 이름, 주차·주제, 캐릭터 네 마리를 시안 위치대로 보여 준다</w:t>
             </w:r>
           </w:p>
         </w:tc>
         <w:tc>
           <w:tcPr>
-            <w:tcW w:type="dxa" w:w="2493"/>
+            <w:tcW w:type="dxa" w:w="3324"/>
           </w:tcPr>
           <w:p>
             <w:r/>
@@ -1447,25 +780,11 @@
             </w:r>
           </w:p>
         </w:tc>
-        <w:tc>
-          <w:tcPr>
-            <w:tcW w:type="dxa" w:w="2493"/>
-          </w:tcPr>
-          <w:p>
-            <w:r/>
-            <w:r>
-              <w:rPr>
-                <w:sz w:val="18"/>
-              </w:rPr>
-              <w:t>L1</w:t>
-            </w:r>
-          </w:p>
-        </w:tc>
       </w:tr>
       <w:tr>
         <w:tc>
           <w:tcPr>
-            <w:tcW w:type="dxa" w:w="2493"/>
+            <w:tcW w:type="dxa" w:w="3324"/>
           </w:tcPr>
           <w:p>
             <w:r/>
@@ -1479,7 +798,7 @@
         </w:tc>
         <w:tc>
           <w:tcPr>
-            <w:tcW w:type="dxa" w:w="2493"/>
+            <w:tcW w:type="dxa" w:w="3324"/>
           </w:tcPr>
           <w:p>
             <w:r/>
@@ -1487,13 +806,26 @@
               <w:rPr>
                 <w:sz w:val="18"/>
               </w:rPr>
-              <w:t>타이머는 시작 시각 기준으로 계산해 앱을 벗어나도 흐른다</w:t>
+              <w:t xml:space="preserve">오늘 진행을 </w:t>
+            </w:r>
+            <w:r>
+              <w:rPr>
+                <w:rFonts w:ascii="Consolas" w:hAnsi="Consolas" w:eastAsia="Consolas"/>
+                <w:sz w:val="18"/>
+              </w:rPr>
+              <w:t>완료 수 / 전체</w:t>
+            </w:r>
+            <w:r>
+              <w:rPr>
+                <w:sz w:val="18"/>
+              </w:rPr>
+              <w:t>, 분, 막대로 보여 준다</w:t>
             </w:r>
           </w:p>
         </w:tc>
         <w:tc>
           <w:tcPr>
-            <w:tcW w:type="dxa" w:w="2493"/>
+            <w:tcW w:type="dxa" w:w="3324"/>
           </w:tcPr>
           <w:p>
             <w:r/>
@@ -1505,25 +837,11 @@
             </w:r>
           </w:p>
         </w:tc>
-        <w:tc>
-          <w:tcPr>
-            <w:tcW w:type="dxa" w:w="2493"/>
-          </w:tcPr>
-          <w:p>
-            <w:r/>
-            <w:r>
-              <w:rPr>
-                <w:sz w:val="18"/>
-              </w:rPr>
-              <w:t>L1</w:t>
-            </w:r>
-          </w:p>
-        </w:tc>
       </w:tr>
       <w:tr>
         <w:tc>
           <w:tcPr>
-            <w:tcW w:type="dxa" w:w="2493"/>
+            <w:tcW w:type="dxa" w:w="3324"/>
           </w:tcPr>
           <w:p>
             <w:r/>
@@ -1537,7 +855,7 @@
         </w:tc>
         <w:tc>
           <w:tcPr>
-            <w:tcW w:type="dxa" w:w="2493"/>
+            <w:tcW w:type="dxa" w:w="3324"/>
           </w:tcPr>
           <w:p>
             <w:r/>
@@ -1545,13 +863,26 @@
               <w:rPr>
                 <w:sz w:val="18"/>
               </w:rPr>
-              <w:t>목표 시간 도달 시 진동·소리 1회, 백그라운드면 알림 1회</w:t>
+              <w:t xml:space="preserve">오늘의 루틴을 </w:t>
+            </w:r>
+            <w:r>
+              <w:rPr>
+                <w:b/>
+                <w:sz w:val="18"/>
+              </w:rPr>
+              <w:t>번호가 붙은 길</w:t>
+            </w:r>
+            <w:r>
+              <w:rPr>
+                <w:sz w:val="18"/>
+              </w:rPr>
+              <w:t>로 보여 준다. 정거장이 좌우로 번갈아 놓이고 점선 길로 이어진다</w:t>
             </w:r>
           </w:p>
         </w:tc>
         <w:tc>
           <w:tcPr>
-            <w:tcW w:type="dxa" w:w="2493"/>
+            <w:tcW w:type="dxa" w:w="3324"/>
           </w:tcPr>
           <w:p>
             <w:r/>
@@ -1563,25 +894,11 @@
             </w:r>
           </w:p>
         </w:tc>
-        <w:tc>
-          <w:tcPr>
-            <w:tcW w:type="dxa" w:w="2493"/>
-          </w:tcPr>
-          <w:p>
-            <w:r/>
-            <w:r>
-              <w:rPr>
-                <w:sz w:val="18"/>
-              </w:rPr>
-              <w:t>L1 N1</w:t>
-            </w:r>
-          </w:p>
-        </w:tc>
       </w:tr>
       <w:tr>
         <w:tc>
           <w:tcPr>
-            <w:tcW w:type="dxa" w:w="2493"/>
+            <w:tcW w:type="dxa" w:w="3324"/>
           </w:tcPr>
           <w:p>
             <w:r/>
@@ -1595,7 +912,7 @@
         </w:tc>
         <w:tc>
           <w:tcPr>
-            <w:tcW w:type="dxa" w:w="2493"/>
+            <w:tcW w:type="dxa" w:w="3324"/>
           </w:tcPr>
           <w:p>
             <w:r/>
@@ -1603,13 +920,13 @@
               <w:rPr>
                 <w:sz w:val="18"/>
               </w:rPr>
-              <w:t>“다 들었어요”로 완료하면 듣기 분을 자동 기록한다</w:t>
+              <w:t>끝낸 구간은 색이 칠해지고 정거장에 완료 표시가 붙는다</w:t>
             </w:r>
           </w:p>
         </w:tc>
         <w:tc>
           <w:tcPr>
-            <w:tcW w:type="dxa" w:w="2493"/>
+            <w:tcW w:type="dxa" w:w="3324"/>
           </w:tcPr>
           <w:p>
             <w:r/>
@@ -1621,25 +938,11 @@
             </w:r>
           </w:p>
         </w:tc>
-        <w:tc>
-          <w:tcPr>
-            <w:tcW w:type="dxa" w:w="2493"/>
-          </w:tcPr>
-          <w:p>
-            <w:r/>
-            <w:r>
-              <w:rPr>
-                <w:sz w:val="18"/>
-              </w:rPr>
-              <w:t>L1</w:t>
-            </w:r>
-          </w:p>
-        </w:tc>
       </w:tr>
       <w:tr>
         <w:tc>
           <w:tcPr>
-            <w:tcW w:type="dxa" w:w="2493"/>
+            <w:tcW w:type="dxa" w:w="3324"/>
           </w:tcPr>
           <w:p>
             <w:r/>
@@ -1653,7 +956,7 @@
         </w:tc>
         <w:tc>
           <w:tcPr>
-            <w:tcW w:type="dxa" w:w="2493"/>
+            <w:tcW w:type="dxa" w:w="3324"/>
           </w:tcPr>
           <w:p>
             <w:r/>
@@ -1661,13 +964,13 @@
               <w:rPr>
                 <w:sz w:val="18"/>
               </w:rPr>
-              <w:t>“이미 들었어요”, “먼저 넘어가기”는 부모 확인 후 수동 기록한다</w:t>
+              <w:t>길 아래로 다음 3일을 작고 흐리게 미리 보여 준다</w:t>
             </w:r>
           </w:p>
         </w:tc>
         <w:tc>
           <w:tcPr>
-            <w:tcW w:type="dxa" w:w="2493"/>
+            <w:tcW w:type="dxa" w:w="3324"/>
           </w:tcPr>
           <w:p>
             <w:r/>
@@ -1675,21 +978,7 @@
               <w:rPr>
                 <w:sz w:val="18"/>
               </w:rPr>
-              <w:t>M</w:t>
-            </w:r>
-          </w:p>
-        </w:tc>
-        <w:tc>
-          <w:tcPr>
-            <w:tcW w:type="dxa" w:w="2493"/>
-          </w:tcPr>
-          <w:p>
-            <w:r/>
-            <w:r>
-              <w:rPr>
-                <w:sz w:val="18"/>
-              </w:rPr>
-              <w:t>L0 L1</w:t>
+              <w:t>S</w:t>
             </w:r>
           </w:p>
         </w:tc>
@@ -1697,7 +986,7 @@
       <w:tr>
         <w:tc>
           <w:tcPr>
-            <w:tcW w:type="dxa" w:w="2493"/>
+            <w:tcW w:type="dxa" w:w="3324"/>
           </w:tcPr>
           <w:p>
             <w:r/>
@@ -1711,7 +1000,7 @@
         </w:tc>
         <w:tc>
           <w:tcPr>
-            <w:tcW w:type="dxa" w:w="2493"/>
+            <w:tcW w:type="dxa" w:w="3324"/>
           </w:tcPr>
           <w:p>
             <w:r/>
@@ -1719,13 +1008,13 @@
               <w:rPr>
                 <w:sz w:val="18"/>
               </w:rPr>
-              <w:t>완료 시 스티커 1장과 별을 준다</w:t>
+              <w:t>정거장을 누르면 루틴 시트가 열린다</w:t>
             </w:r>
           </w:p>
         </w:tc>
         <w:tc>
           <w:tcPr>
-            <w:tcW w:type="dxa" w:w="2493"/>
+            <w:tcW w:type="dxa" w:w="3324"/>
           </w:tcPr>
           <w:p>
             <w:r/>
@@ -1737,25 +1026,11 @@
             </w:r>
           </w:p>
         </w:tc>
-        <w:tc>
-          <w:tcPr>
-            <w:tcW w:type="dxa" w:w="2493"/>
-          </w:tcPr>
-          <w:p>
-            <w:r/>
-            <w:r>
-              <w:rPr>
-                <w:sz w:val="18"/>
-              </w:rPr>
-              <w:t>L4</w:t>
-            </w:r>
-          </w:p>
-        </w:tc>
       </w:tr>
       <w:tr>
         <w:tc>
           <w:tcPr>
-            <w:tcW w:type="dxa" w:w="2493"/>
+            <w:tcW w:type="dxa" w:w="3324"/>
           </w:tcPr>
           <w:p>
             <w:r/>
@@ -1769,7 +1044,7 @@
         </w:tc>
         <w:tc>
           <w:tcPr>
-            <w:tcW w:type="dxa" w:w="2493"/>
+            <w:tcW w:type="dxa" w:w="3324"/>
           </w:tcPr>
           <w:p>
             <w:r/>
@@ -1777,13 +1052,13 @@
               <w:rPr>
                 <w:sz w:val="18"/>
               </w:rPr>
-              <w:t>부모 가이드(표현 예시)를 접힌 카드로 제공한다</w:t>
+              <w:t>시작일 전이면 시작을 기다리는 안내를, 7일이 끝나면 마침 안내를 보여 준다</w:t>
             </w:r>
           </w:p>
         </w:tc>
         <w:tc>
           <w:tcPr>
-            <w:tcW w:type="dxa" w:w="2493"/>
+            <w:tcW w:type="dxa" w:w="3324"/>
           </w:tcPr>
           <w:p>
             <w:r/>
@@ -1791,13 +1066,15 @@
               <w:rPr>
                 <w:sz w:val="18"/>
               </w:rPr>
-              <w:t>S</w:t>
+              <w:t>M</w:t>
             </w:r>
           </w:p>
         </w:tc>
+      </w:tr>
+      <w:tr>
         <w:tc>
           <w:tcPr>
-            <w:tcW w:type="dxa" w:w="2493"/>
+            <w:tcW w:type="dxa" w:w="3324"/>
           </w:tcPr>
           <w:p>
             <w:r/>
@@ -1805,7 +1082,35 @@
               <w:rPr>
                 <w:sz w:val="18"/>
               </w:rPr>
-              <w:t>L1</w:t>
+              <w:t>FR-308</w:t>
+            </w:r>
+          </w:p>
+        </w:tc>
+        <w:tc>
+          <w:tcPr>
+            <w:tcW w:type="dxa" w:w="3324"/>
+          </w:tcPr>
+          <w:p>
+            <w:r/>
+            <w:r>
+              <w:rPr>
+                <w:sz w:val="18"/>
+              </w:rPr>
+              <w:t>주말에 하잉RTA가 켜져 있으면 찬양·바이블 스토리 정거장이 추가된다</w:t>
+            </w:r>
+          </w:p>
+        </w:tc>
+        <w:tc>
+          <w:tcPr>
+            <w:tcW w:type="dxa" w:w="3324"/>
+          </w:tcPr>
+          <w:p>
+            <w:r/>
+            <w:r>
+              <w:rPr>
+                <w:sz w:val="18"/>
+              </w:rPr>
+              <w:t>M</w:t>
             </w:r>
           </w:p>
         </w:tc>
@@ -1817,7 +1122,7 @@
         <w:pStyle w:val="Heading1"/>
       </w:pPr>
       <w:r>
-        <w:t>4. 주제 루틴 (집중듣기)</w:t>
+        <w:t>4. 루틴 시트</w:t>
       </w:r>
     </w:p>
     <w:tbl>
@@ -1827,15 +1132,14 @@
         <w:tblLook w:firstColumn="1" w:firstRow="1" w:lastColumn="0" w:lastRow="0" w:noHBand="0" w:noVBand="1" w:val="04A0"/>
       </w:tblPr>
       <w:tblGrid>
-        <w:gridCol w:w="2493"/>
-        <w:gridCol w:w="2493"/>
-        <w:gridCol w:w="2493"/>
-        <w:gridCol w:w="2493"/>
+        <w:gridCol w:w="3324"/>
+        <w:gridCol w:w="3324"/>
+        <w:gridCol w:w="3324"/>
       </w:tblGrid>
       <w:tr>
         <w:tc>
           <w:tcPr>
-            <w:tcW w:type="dxa" w:w="2493"/>
+            <w:tcW w:type="dxa" w:w="3324"/>
             <w:shd w:val="clear" w:color="auto" w:fill="E9EFEB"/>
           </w:tcPr>
           <w:p>
@@ -1855,7 +1159,7 @@
         </w:tc>
         <w:tc>
           <w:tcPr>
-            <w:tcW w:type="dxa" w:w="2493"/>
+            <w:tcW w:type="dxa" w:w="3324"/>
             <w:shd w:val="clear" w:color="auto" w:fill="E9EFEB"/>
           </w:tcPr>
           <w:p>
@@ -1875,7 +1179,7 @@
         </w:tc>
         <w:tc>
           <w:tcPr>
-            <w:tcW w:type="dxa" w:w="2493"/>
+            <w:tcW w:type="dxa" w:w="3324"/>
             <w:shd w:val="clear" w:color="auto" w:fill="E9EFEB"/>
           </w:tcPr>
           <w:p>
@@ -1889,27 +1193,7 @@
                 <w:b/>
                 <w:sz w:val="18"/>
               </w:rPr>
-              <w:t>우선</w:t>
-            </w:r>
-          </w:p>
-        </w:tc>
-        <w:tc>
-          <w:tcPr>
-            <w:tcW w:type="dxa" w:w="2493"/>
-            <w:shd w:val="clear" w:color="auto" w:fill="E9EFEB"/>
-          </w:tcPr>
-          <w:p>
-            <w:r>
-              <w:rPr>
-                <w:b/>
-              </w:rPr>
-            </w:r>
-            <w:r>
-              <w:rPr>
-                <w:b/>
-                <w:sz w:val="18"/>
-              </w:rPr>
-              <w:t>화면</w:t>
+              <w:t>순위</w:t>
             </w:r>
           </w:p>
         </w:tc>
@@ -1917,7 +1201,7 @@
       <w:tr>
         <w:tc>
           <w:tcPr>
-            <w:tcW w:type="dxa" w:w="2493"/>
+            <w:tcW w:type="dxa" w:w="3324"/>
           </w:tcPr>
           <w:p>
             <w:r/>
@@ -1931,7 +1215,7 @@
         </w:tc>
         <w:tc>
           <w:tcPr>
-            <w:tcW w:type="dxa" w:w="2493"/>
+            <w:tcW w:type="dxa" w:w="3324"/>
           </w:tcPr>
           <w:p>
             <w:r/>
@@ -1939,13 +1223,13 @@
               <w:rPr>
                 <w:sz w:val="18"/>
               </w:rPr>
-              <w:t>단계 3개: 영상 보기 → 단어 맞추기 → 단어 말하기</w:t>
+              <w:t>루틴 이름, 영어 이름, 목표 분, 안내 한 줄, 오늘의 한 문장을 보여 준다</w:t>
             </w:r>
           </w:p>
         </w:tc>
         <w:tc>
           <w:tcPr>
-            <w:tcW w:type="dxa" w:w="2493"/>
+            <w:tcW w:type="dxa" w:w="3324"/>
           </w:tcPr>
           <w:p>
             <w:r/>
@@ -1957,25 +1241,11 @@
             </w:r>
           </w:p>
         </w:tc>
-        <w:tc>
-          <w:tcPr>
-            <w:tcW w:type="dxa" w:w="2493"/>
-          </w:tcPr>
-          <w:p>
-            <w:r/>
-            <w:r>
-              <w:rPr>
-                <w:sz w:val="18"/>
-              </w:rPr>
-              <w:t>L1 L2 L3</w:t>
-            </w:r>
-          </w:p>
-        </w:tc>
       </w:tr>
       <w:tr>
         <w:tc>
           <w:tcPr>
-            <w:tcW w:type="dxa" w:w="2493"/>
+            <w:tcW w:type="dxa" w:w="3324"/>
           </w:tcPr>
           <w:p>
             <w:r/>
@@ -1989,7 +1259,7 @@
         </w:tc>
         <w:tc>
           <w:tcPr>
-            <w:tcW w:type="dxa" w:w="2493"/>
+            <w:tcW w:type="dxa" w:w="3324"/>
           </w:tcPr>
           <w:p>
             <w:r/>
@@ -1997,13 +1267,13 @@
               <w:rPr>
                 <w:sz w:val="18"/>
               </w:rPr>
-              <w:t>퀴즈는 단어 데이터에서 자동 생성한다. 유형: 듣고 그림 고르기, 그림 보고 단어 고르기, 짝 맞추기</w:t>
+              <w:t>“소리 놀이 시작”을 누르면 유튜브가 열리고 듣기 시간이 흐른다</w:t>
             </w:r>
           </w:p>
         </w:tc>
         <w:tc>
           <w:tcPr>
-            <w:tcW w:type="dxa" w:w="2493"/>
+            <w:tcW w:type="dxa" w:w="3324"/>
           </w:tcPr>
           <w:p>
             <w:r/>
@@ -2015,25 +1285,11 @@
             </w:r>
           </w:p>
         </w:tc>
-        <w:tc>
-          <w:tcPr>
-            <w:tcW w:type="dxa" w:w="2493"/>
-          </w:tcPr>
-          <w:p>
-            <w:r/>
-            <w:r>
-              <w:rPr>
-                <w:sz w:val="18"/>
-              </w:rPr>
-              <w:t>L2</w:t>
-            </w:r>
-          </w:p>
-        </w:tc>
       </w:tr>
       <w:tr>
         <w:tc>
           <w:tcPr>
-            <w:tcW w:type="dxa" w:w="2493"/>
+            <w:tcW w:type="dxa" w:w="3324"/>
           </w:tcPr>
           <w:p>
             <w:r/>
@@ -2047,7 +1303,7 @@
         </w:tc>
         <w:tc>
           <w:tcPr>
-            <w:tcW w:type="dxa" w:w="2493"/>
+            <w:tcW w:type="dxa" w:w="3324"/>
           </w:tcPr>
           <w:p>
             <w:r/>
@@ -2055,13 +1311,13 @@
               <w:rPr>
                 <w:sz w:val="18"/>
               </w:rPr>
-              <w:t>문장 듣고 색 찾기 유형 (“It’s red.”)</w:t>
+              <w:t>멈춤·이어 듣기를 할 수 있고, 앱을 닫아도 시간은 이어진다</w:t>
             </w:r>
           </w:p>
         </w:tc>
         <w:tc>
           <w:tcPr>
-            <w:tcW w:type="dxa" w:w="2493"/>
+            <w:tcW w:type="dxa" w:w="3324"/>
           </w:tcPr>
           <w:p>
             <w:r/>
@@ -2069,21 +1325,7 @@
               <w:rPr>
                 <w:sz w:val="18"/>
               </w:rPr>
-              <w:t>S</w:t>
-            </w:r>
-          </w:p>
-        </w:tc>
-        <w:tc>
-          <w:tcPr>
-            <w:tcW w:type="dxa" w:w="2493"/>
-          </w:tcPr>
-          <w:p>
-            <w:r/>
-            <w:r>
-              <w:rPr>
-                <w:sz w:val="18"/>
-              </w:rPr>
-              <w:t>L2</w:t>
+              <w:t>M</w:t>
             </w:r>
           </w:p>
         </w:tc>
@@ -2091,7 +1333,7 @@
       <w:tr>
         <w:tc>
           <w:tcPr>
-            <w:tcW w:type="dxa" w:w="2493"/>
+            <w:tcW w:type="dxa" w:w="3324"/>
           </w:tcPr>
           <w:p>
             <w:r/>
@@ -2105,7 +1347,7 @@
         </w:tc>
         <w:tc>
           <w:tcPr>
-            <w:tcW w:type="dxa" w:w="2493"/>
+            <w:tcW w:type="dxa" w:w="3324"/>
           </w:tcPr>
           <w:p>
             <w:r/>
@@ -2113,13 +1355,26 @@
               <w:rPr>
                 <w:sz w:val="18"/>
               </w:rPr>
-              <w:t>모든 선택지에 그림과 소리가 있다. 글자를 못 읽어도 풀 수 있다</w:t>
+              <w:t>목표 시간에 닿으면 자동으로 완료된다 (</w:t>
+            </w:r>
+            <w:r>
+              <w:rPr>
+                <w:rFonts w:ascii="Consolas" w:hAnsi="Consolas" w:eastAsia="Consolas"/>
+                <w:sz w:val="18"/>
+              </w:rPr>
+              <w:t>timer</w:t>
+            </w:r>
+            <w:r>
+              <w:rPr>
+                <w:sz w:val="18"/>
+              </w:rPr>
+              <w:t>)</w:t>
             </w:r>
           </w:p>
         </w:tc>
         <w:tc>
           <w:tcPr>
-            <w:tcW w:type="dxa" w:w="2493"/>
+            <w:tcW w:type="dxa" w:w="3324"/>
           </w:tcPr>
           <w:p>
             <w:r/>
@@ -2131,25 +1386,11 @@
             </w:r>
           </w:p>
         </w:tc>
-        <w:tc>
-          <w:tcPr>
-            <w:tcW w:type="dxa" w:w="2493"/>
-          </w:tcPr>
-          <w:p>
-            <w:r/>
-            <w:r>
-              <w:rPr>
-                <w:sz w:val="18"/>
-              </w:rPr>
-              <w:t>L2</w:t>
-            </w:r>
-          </w:p>
-        </w:tc>
       </w:tr>
       <w:tr>
         <w:tc>
           <w:tcPr>
-            <w:tcW w:type="dxa" w:w="2493"/>
+            <w:tcW w:type="dxa" w:w="3324"/>
           </w:tcPr>
           <w:p>
             <w:r/>
@@ -2163,7 +1404,7 @@
         </w:tc>
         <w:tc>
           <w:tcPr>
-            <w:tcW w:type="dxa" w:w="2493"/>
+            <w:tcW w:type="dxa" w:w="3324"/>
           </w:tcPr>
           <w:p>
             <w:r/>
@@ -2171,13 +1412,26 @@
               <w:rPr>
                 <w:sz w:val="18"/>
               </w:rPr>
-              <w:t>오답에 벌점 없음. 정답을 보여주고 다음으로 넘어간다</w:t>
+              <w:t>“오늘 완료했어요”를 누르면 바로 완료되고 목표 분이 기록된다 (</w:t>
+            </w:r>
+            <w:r>
+              <w:rPr>
+                <w:rFonts w:ascii="Consolas" w:hAnsi="Consolas" w:eastAsia="Consolas"/>
+                <w:sz w:val="18"/>
+              </w:rPr>
+              <w:t>manual</w:t>
+            </w:r>
+            <w:r>
+              <w:rPr>
+                <w:sz w:val="18"/>
+              </w:rPr>
+              <w:t>)</w:t>
             </w:r>
           </w:p>
         </w:tc>
         <w:tc>
           <w:tcPr>
-            <w:tcW w:type="dxa" w:w="2493"/>
+            <w:tcW w:type="dxa" w:w="3324"/>
           </w:tcPr>
           <w:p>
             <w:r/>
@@ -2189,25 +1443,11 @@
             </w:r>
           </w:p>
         </w:tc>
-        <w:tc>
-          <w:tcPr>
-            <w:tcW w:type="dxa" w:w="2493"/>
-          </w:tcPr>
-          <w:p>
-            <w:r/>
-            <w:r>
-              <w:rPr>
-                <w:sz w:val="18"/>
-              </w:rPr>
-              <w:t>L2</w:t>
-            </w:r>
-          </w:p>
-        </w:tc>
       </w:tr>
       <w:tr>
         <w:tc>
           <w:tcPr>
-            <w:tcW w:type="dxa" w:w="2493"/>
+            <w:tcW w:type="dxa" w:w="3324"/>
           </w:tcPr>
           <w:p>
             <w:r/>
@@ -2221,7 +1461,7 @@
         </w:tc>
         <w:tc>
           <w:tcPr>
-            <w:tcW w:type="dxa" w:w="2493"/>
+            <w:tcW w:type="dxa" w:w="3324"/>
           </w:tcPr>
           <w:p>
             <w:r/>
@@ -2229,13 +1469,13 @@
               <w:rPr>
                 <w:sz w:val="18"/>
               </w:rPr>
-              <w:t>말하기: 단어 음성 듣기 → 마이크 → 인식 결과와 유사도 비교</w:t>
+              <w:t>완료하면 스티커 한 장과 축하 표시를 준다</w:t>
             </w:r>
           </w:p>
         </w:tc>
         <w:tc>
           <w:tcPr>
-            <w:tcW w:type="dxa" w:w="2493"/>
+            <w:tcW w:type="dxa" w:w="3324"/>
           </w:tcPr>
           <w:p>
             <w:r/>
@@ -2247,25 +1487,11 @@
             </w:r>
           </w:p>
         </w:tc>
-        <w:tc>
-          <w:tcPr>
-            <w:tcW w:type="dxa" w:w="2493"/>
-          </w:tcPr>
-          <w:p>
-            <w:r/>
-            <w:r>
-              <w:rPr>
-                <w:sz w:val="18"/>
-              </w:rPr>
-              <w:t>L3</w:t>
-            </w:r>
-          </w:p>
-        </w:tc>
       </w:tr>
       <w:tr>
         <w:tc>
           <w:tcPr>
-            <w:tcW w:type="dxa" w:w="2493"/>
+            <w:tcW w:type="dxa" w:w="3324"/>
           </w:tcPr>
           <w:p>
             <w:r/>
@@ -2279,7 +1505,7 @@
         </w:tc>
         <w:tc>
           <w:tcPr>
-            <w:tcW w:type="dxa" w:w="2493"/>
+            <w:tcW w:type="dxa" w:w="3324"/>
           </w:tcPr>
           <w:p>
             <w:r/>
@@ -2287,13 +1513,13 @@
               <w:rPr>
                 <w:sz w:val="18"/>
               </w:rPr>
-              <w:t>두 번 미달이면 통과 처리. 언제든 건너뛸 수 있다</w:t>
+              <w:t>한 번 완료한 루틴은 되돌리지 않는다</w:t>
             </w:r>
           </w:p>
         </w:tc>
         <w:tc>
           <w:tcPr>
-            <w:tcW w:type="dxa" w:w="2493"/>
+            <w:tcW w:type="dxa" w:w="3324"/>
           </w:tcPr>
           <w:p>
             <w:r/>
@@ -2305,194 +1531,6 @@
             </w:r>
           </w:p>
         </w:tc>
-        <w:tc>
-          <w:tcPr>
-            <w:tcW w:type="dxa" w:w="2493"/>
-          </w:tcPr>
-          <w:p>
-            <w:r/>
-            <w:r>
-              <w:rPr>
-                <w:sz w:val="18"/>
-              </w:rPr>
-              <w:t>L3</w:t>
-            </w:r>
-          </w:p>
-        </w:tc>
-      </w:tr>
-      <w:tr>
-        <w:tc>
-          <w:tcPr>
-            <w:tcW w:type="dxa" w:w="2493"/>
-          </w:tcPr>
-          <w:p>
-            <w:r/>
-            <w:r>
-              <w:rPr>
-                <w:sz w:val="18"/>
-              </w:rPr>
-              <w:t>FR-408</w:t>
-            </w:r>
-          </w:p>
-        </w:tc>
-        <w:tc>
-          <w:tcPr>
-            <w:tcW w:type="dxa" w:w="2493"/>
-          </w:tcPr>
-          <w:p>
-            <w:r/>
-            <w:r>
-              <w:rPr>
-                <w:sz w:val="18"/>
-              </w:rPr>
-              <w:t>마이크 불가 시 “부모가 들어주기” 모드로 부모가 체크한다</w:t>
-            </w:r>
-          </w:p>
-        </w:tc>
-        <w:tc>
-          <w:tcPr>
-            <w:tcW w:type="dxa" w:w="2493"/>
-          </w:tcPr>
-          <w:p>
-            <w:r/>
-            <w:r>
-              <w:rPr>
-                <w:sz w:val="18"/>
-              </w:rPr>
-              <w:t>M</w:t>
-            </w:r>
-          </w:p>
-        </w:tc>
-        <w:tc>
-          <w:tcPr>
-            <w:tcW w:type="dxa" w:w="2493"/>
-          </w:tcPr>
-          <w:p>
-            <w:r/>
-            <w:r>
-              <w:rPr>
-                <w:sz w:val="18"/>
-              </w:rPr>
-              <w:t>L3</w:t>
-            </w:r>
-          </w:p>
-        </w:tc>
-      </w:tr>
-      <w:tr>
-        <w:tc>
-          <w:tcPr>
-            <w:tcW w:type="dxa" w:w="2493"/>
-          </w:tcPr>
-          <w:p>
-            <w:r/>
-            <w:r>
-              <w:rPr>
-                <w:sz w:val="18"/>
-              </w:rPr>
-              <w:t>FR-409</w:t>
-            </w:r>
-          </w:p>
-        </w:tc>
-        <w:tc>
-          <w:tcPr>
-            <w:tcW w:type="dxa" w:w="2493"/>
-          </w:tcPr>
-          <w:p>
-            <w:r/>
-            <w:r>
-              <w:rPr>
-                <w:sz w:val="18"/>
-              </w:rPr>
-              <w:t>단어·문장 음성은 미리 생성한 mp3를 쓴다</w:t>
-            </w:r>
-          </w:p>
-        </w:tc>
-        <w:tc>
-          <w:tcPr>
-            <w:tcW w:type="dxa" w:w="2493"/>
-          </w:tcPr>
-          <w:p>
-            <w:r/>
-            <w:r>
-              <w:rPr>
-                <w:sz w:val="18"/>
-              </w:rPr>
-              <w:t>M</w:t>
-            </w:r>
-          </w:p>
-        </w:tc>
-        <w:tc>
-          <w:tcPr>
-            <w:tcW w:type="dxa" w:w="2493"/>
-          </w:tcPr>
-          <w:p>
-            <w:r/>
-            <w:r>
-              <w:rPr>
-                <w:sz w:val="18"/>
-              </w:rPr>
-              <w:t>L2 L3</w:t>
-            </w:r>
-          </w:p>
-        </w:tc>
-      </w:tr>
-      <w:tr>
-        <w:tc>
-          <w:tcPr>
-            <w:tcW w:type="dxa" w:w="2493"/>
-          </w:tcPr>
-          <w:p>
-            <w:r/>
-            <w:r>
-              <w:rPr>
-                <w:sz w:val="18"/>
-              </w:rPr>
-              <w:t>FR-410</w:t>
-            </w:r>
-          </w:p>
-        </w:tc>
-        <w:tc>
-          <w:tcPr>
-            <w:tcW w:type="dxa" w:w="2493"/>
-          </w:tcPr>
-          <w:p>
-            <w:r/>
-            <w:r>
-              <w:rPr>
-                <w:sz w:val="18"/>
-              </w:rPr>
-              <w:t>음성인식 서버 폴백 (Whisper)</w:t>
-            </w:r>
-          </w:p>
-        </w:tc>
-        <w:tc>
-          <w:tcPr>
-            <w:tcW w:type="dxa" w:w="2493"/>
-          </w:tcPr>
-          <w:p>
-            <w:r/>
-            <w:r>
-              <w:rPr>
-                <w:sz w:val="18"/>
-              </w:rPr>
-              <w:t>L</w:t>
-            </w:r>
-          </w:p>
-        </w:tc>
-        <w:tc>
-          <w:tcPr>
-            <w:tcW w:type="dxa" w:w="2493"/>
-          </w:tcPr>
-          <w:p>
-            <w:r/>
-            <w:r>
-              <w:rPr>
-                <w:sz w:val="18"/>
-              </w:rPr>
-              <w:t>L3</w:t>
-            </w:r>
-          </w:p>
-        </w:tc>
       </w:tr>
     </w:tbl>
     <w:p/>
@@ -2501,7 +1539,7 @@
         <w:pStyle w:val="Heading1"/>
       </w:pPr>
       <w:r>
-        <w:t>5. 보상</w:t>
+        <w:t>5. 소리여행·소리활동</w:t>
       </w:r>
     </w:p>
     <w:tbl>
@@ -2511,15 +1549,14 @@
         <w:tblLook w:firstColumn="1" w:firstRow="1" w:lastColumn="0" w:lastRow="0" w:noHBand="0" w:noVBand="1" w:val="04A0"/>
       </w:tblPr>
       <w:tblGrid>
-        <w:gridCol w:w="2493"/>
-        <w:gridCol w:w="2493"/>
-        <w:gridCol w:w="2493"/>
-        <w:gridCol w:w="2493"/>
+        <w:gridCol w:w="3324"/>
+        <w:gridCol w:w="3324"/>
+        <w:gridCol w:w="3324"/>
       </w:tblGrid>
       <w:tr>
         <w:tc>
           <w:tcPr>
-            <w:tcW w:type="dxa" w:w="2493"/>
+            <w:tcW w:type="dxa" w:w="3324"/>
             <w:shd w:val="clear" w:color="auto" w:fill="E9EFEB"/>
           </w:tcPr>
           <w:p>
@@ -2539,7 +1576,7 @@
         </w:tc>
         <w:tc>
           <w:tcPr>
-            <w:tcW w:type="dxa" w:w="2493"/>
+            <w:tcW w:type="dxa" w:w="3324"/>
             <w:shd w:val="clear" w:color="auto" w:fill="E9EFEB"/>
           </w:tcPr>
           <w:p>
@@ -2559,7 +1596,7 @@
         </w:tc>
         <w:tc>
           <w:tcPr>
-            <w:tcW w:type="dxa" w:w="2493"/>
+            <w:tcW w:type="dxa" w:w="3324"/>
             <w:shd w:val="clear" w:color="auto" w:fill="E9EFEB"/>
           </w:tcPr>
           <w:p>
@@ -2573,27 +1610,7 @@
                 <w:b/>
                 <w:sz w:val="18"/>
               </w:rPr>
-              <w:t>우선</w:t>
-            </w:r>
-          </w:p>
-        </w:tc>
-        <w:tc>
-          <w:tcPr>
-            <w:tcW w:type="dxa" w:w="2493"/>
-            <w:shd w:val="clear" w:color="auto" w:fill="E9EFEB"/>
-          </w:tcPr>
-          <w:p>
-            <w:r>
-              <w:rPr>
-                <w:b/>
-              </w:rPr>
-            </w:r>
-            <w:r>
-              <w:rPr>
-                <w:b/>
-                <w:sz w:val="18"/>
-              </w:rPr>
-              <w:t>화면</w:t>
+              <w:t>순위</w:t>
             </w:r>
           </w:p>
         </w:tc>
@@ -2601,7 +1618,7 @@
       <w:tr>
         <w:tc>
           <w:tcPr>
-            <w:tcW w:type="dxa" w:w="2493"/>
+            <w:tcW w:type="dxa" w:w="3324"/>
           </w:tcPr>
           <w:p>
             <w:r/>
@@ -2615,7 +1632,7 @@
         </w:tc>
         <w:tc>
           <w:tcPr>
-            <w:tcW w:type="dxa" w:w="2493"/>
+            <w:tcW w:type="dxa" w:w="3324"/>
           </w:tcPr>
           <w:p>
             <w:r/>
@@ -2623,13 +1640,13 @@
               <w:rPr>
                 <w:sz w:val="18"/>
               </w:rPr>
-              <w:t>별: 단계 완료마다. 스티커: 루틴 완료마다 (루틴별 그림)</w:t>
+              <w:t>이번 주 카드, 요일 줄(한 날 표시), 48주 4단계, 13주 미리보기 문제를 보여 준다</w:t>
             </w:r>
           </w:p>
         </w:tc>
         <w:tc>
           <w:tcPr>
-            <w:tcW w:type="dxa" w:w="2493"/>
+            <w:tcW w:type="dxa" w:w="3324"/>
           </w:tcPr>
           <w:p>
             <w:r/>
@@ -2641,25 +1658,11 @@
             </w:r>
           </w:p>
         </w:tc>
-        <w:tc>
-          <w:tcPr>
-            <w:tcW w:type="dxa" w:w="2493"/>
-          </w:tcPr>
-          <w:p>
-            <w:r/>
-            <w:r>
-              <w:rPr>
-                <w:sz w:val="18"/>
-              </w:rPr>
-              <w:t>L4</w:t>
-            </w:r>
-          </w:p>
-        </w:tc>
       </w:tr>
       <w:tr>
         <w:tc>
           <w:tcPr>
-            <w:tcW w:type="dxa" w:w="2493"/>
+            <w:tcW w:type="dxa" w:w="3324"/>
           </w:tcPr>
           <w:p>
             <w:r/>
@@ -2673,7 +1676,7 @@
         </w:tc>
         <w:tc>
           <w:tcPr>
-            <w:tcW w:type="dxa" w:w="2493"/>
+            <w:tcW w:type="dxa" w:w="3324"/>
           </w:tcPr>
           <w:p>
             <w:r/>
@@ -2681,13 +1684,13 @@
               <w:rPr>
                 <w:sz w:val="18"/>
               </w:rPr>
-              <w:t>하루 완료 배지: 4루틴 모두 완료</w:t>
+              <w:t>소리활동은 단어 맞추기 → 단어 말하기 순서다</w:t>
             </w:r>
           </w:p>
         </w:tc>
         <w:tc>
           <w:tcPr>
-            <w:tcW w:type="dxa" w:w="2493"/>
+            <w:tcW w:type="dxa" w:w="3324"/>
           </w:tcPr>
           <w:p>
             <w:r/>
@@ -2699,25 +1702,11 @@
             </w:r>
           </w:p>
         </w:tc>
-        <w:tc>
-          <w:tcPr>
-            <w:tcW w:type="dxa" w:w="2493"/>
-          </w:tcPr>
-          <w:p>
-            <w:r/>
-            <w:r>
-              <w:rPr>
-                <w:sz w:val="18"/>
-              </w:rPr>
-              <w:t>L4 H1</w:t>
-            </w:r>
-          </w:p>
-        </w:tc>
       </w:tr>
       <w:tr>
         <w:tc>
           <w:tcPr>
-            <w:tcW w:type="dxa" w:w="2493"/>
+            <w:tcW w:type="dxa" w:w="3324"/>
           </w:tcPr>
           <w:p>
             <w:r/>
@@ -2731,7 +1720,7 @@
         </w:tc>
         <w:tc>
           <w:tcPr>
-            <w:tcW w:type="dxa" w:w="2493"/>
+            <w:tcW w:type="dxa" w:w="3324"/>
           </w:tcPr>
           <w:p>
             <w:r/>
@@ -2739,13 +1728,13 @@
               <w:rPr>
                 <w:sz w:val="18"/>
               </w:rPr>
-              <w:t>연속일수: 하루 1루틴 이상 실제 완료면 유지. 놓치면 0 (동결 없음)</w:t>
+              <w:t>맞추기 유형: 그림 고르기, 단어 고르기, 짝 맞추기, 문장 듣고 색 고르기. 8문제</w:t>
             </w:r>
           </w:p>
         </w:tc>
         <w:tc>
           <w:tcPr>
-            <w:tcW w:type="dxa" w:w="2493"/>
+            <w:tcW w:type="dxa" w:w="3324"/>
           </w:tcPr>
           <w:p>
             <w:r/>
@@ -2757,25 +1746,11 @@
             </w:r>
           </w:p>
         </w:tc>
-        <w:tc>
-          <w:tcPr>
-            <w:tcW w:type="dxa" w:w="2493"/>
-          </w:tcPr>
-          <w:p>
-            <w:r/>
-            <w:r>
-              <w:rPr>
-                <w:sz w:val="18"/>
-              </w:rPr>
-              <w:t>H1 P1</w:t>
-            </w:r>
-          </w:p>
-        </w:tc>
       </w:tr>
       <w:tr>
         <w:tc>
           <w:tcPr>
-            <w:tcW w:type="dxa" w:w="2493"/>
+            <w:tcW w:type="dxa" w:w="3324"/>
           </w:tcPr>
           <w:p>
             <w:r/>
@@ -2789,7 +1764,7 @@
         </w:tc>
         <w:tc>
           <w:tcPr>
-            <w:tcW w:type="dxa" w:w="2493"/>
+            <w:tcW w:type="dxa" w:w="3324"/>
           </w:tcPr>
           <w:p>
             <w:r/>
@@ -2797,13 +1772,13 @@
               <w:rPr>
                 <w:sz w:val="18"/>
               </w:rPr>
-              <w:t>주간 트로피: Day 7 완료</w:t>
+              <w:t>연령에 따라 보기 수가 달라지고, 6세는 글자를 숨긴다</w:t>
             </w:r>
           </w:p>
         </w:tc>
         <w:tc>
           <w:tcPr>
-            <w:tcW w:type="dxa" w:w="2493"/>
+            <w:tcW w:type="dxa" w:w="3324"/>
           </w:tcPr>
           <w:p>
             <w:r/>
@@ -2815,25 +1790,11 @@
             </w:r>
           </w:p>
         </w:tc>
-        <w:tc>
-          <w:tcPr>
-            <w:tcW w:type="dxa" w:w="2493"/>
-          </w:tcPr>
-          <w:p>
-            <w:r/>
-            <w:r>
-              <w:rPr>
-                <w:sz w:val="18"/>
-              </w:rPr>
-              <w:t>L4</w:t>
-            </w:r>
-          </w:p>
-        </w:tc>
       </w:tr>
       <w:tr>
         <w:tc>
           <w:tcPr>
-            <w:tcW w:type="dxa" w:w="2493"/>
+            <w:tcW w:type="dxa" w:w="3324"/>
           </w:tcPr>
           <w:p>
             <w:r/>
@@ -2847,7 +1808,7 @@
         </w:tc>
         <w:tc>
           <w:tcPr>
-            <w:tcW w:type="dxa" w:w="2493"/>
+            <w:tcW w:type="dxa" w:w="3324"/>
           </w:tcPr>
           <w:p>
             <w:r/>
@@ -2855,13 +1816,145 @@
               <w:rPr>
                 <w:sz w:val="18"/>
               </w:rPr>
-              <w:t>스티커판에서 모은 스티커를 본다</w:t>
+              <w:t>틀리면 정답을 알려 주고 넘어간다. 점수로 막지 않는다</w:t>
             </w:r>
           </w:p>
         </w:tc>
         <w:tc>
           <w:tcPr>
-            <w:tcW w:type="dxa" w:w="2493"/>
+            <w:tcW w:type="dxa" w:w="3324"/>
+          </w:tcPr>
+          <w:p>
+            <w:r/>
+            <w:r>
+              <w:rPr>
+                <w:sz w:val="18"/>
+              </w:rPr>
+              <w:t>M</w:t>
+            </w:r>
+          </w:p>
+        </w:tc>
+      </w:tr>
+      <w:tr>
+        <w:tc>
+          <w:tcPr>
+            <w:tcW w:type="dxa" w:w="3324"/>
+          </w:tcPr>
+          <w:p>
+            <w:r/>
+            <w:r>
+              <w:rPr>
+                <w:sz w:val="18"/>
+              </w:rPr>
+              <w:t>FR-506</w:t>
+            </w:r>
+          </w:p>
+        </w:tc>
+        <w:tc>
+          <w:tcPr>
+            <w:tcW w:type="dxa" w:w="3324"/>
+          </w:tcPr>
+          <w:p>
+            <w:r/>
+            <w:r>
+              <w:rPr>
+                <w:sz w:val="18"/>
+              </w:rPr>
+              <w:t>말하기는 기기 음성 인식으로 듣고 0.7 이상이면 통과. 두 번까지</w:t>
+            </w:r>
+          </w:p>
+        </w:tc>
+        <w:tc>
+          <w:tcPr>
+            <w:tcW w:type="dxa" w:w="3324"/>
+          </w:tcPr>
+          <w:p>
+            <w:r/>
+            <w:r>
+              <w:rPr>
+                <w:sz w:val="18"/>
+              </w:rPr>
+              <w:t>M</w:t>
+            </w:r>
+          </w:p>
+        </w:tc>
+      </w:tr>
+      <w:tr>
+        <w:tc>
+          <w:tcPr>
+            <w:tcW w:type="dxa" w:w="3324"/>
+          </w:tcPr>
+          <w:p>
+            <w:r/>
+            <w:r>
+              <w:rPr>
+                <w:sz w:val="18"/>
+              </w:rPr>
+              <w:t>FR-507</w:t>
+            </w:r>
+          </w:p>
+        </w:tc>
+        <w:tc>
+          <w:tcPr>
+            <w:tcW w:type="dxa" w:w="3324"/>
+          </w:tcPr>
+          <w:p>
+            <w:r/>
+            <w:r>
+              <w:rPr>
+                <w:sz w:val="18"/>
+              </w:rPr>
+              <w:t>마이크를 못 쓰면 도움 모드(부모가 “잘 말했어요”)로 바뀐다</w:t>
+            </w:r>
+          </w:p>
+        </w:tc>
+        <w:tc>
+          <w:tcPr>
+            <w:tcW w:type="dxa" w:w="3324"/>
+          </w:tcPr>
+          <w:p>
+            <w:r/>
+            <w:r>
+              <w:rPr>
+                <w:sz w:val="18"/>
+              </w:rPr>
+              <w:t>M</w:t>
+            </w:r>
+          </w:p>
+        </w:tc>
+      </w:tr>
+      <w:tr>
+        <w:tc>
+          <w:tcPr>
+            <w:tcW w:type="dxa" w:w="3324"/>
+          </w:tcPr>
+          <w:p>
+            <w:r/>
+            <w:r>
+              <w:rPr>
+                <w:sz w:val="18"/>
+              </w:rPr>
+              <w:t>FR-508</w:t>
+            </w:r>
+          </w:p>
+        </w:tc>
+        <w:tc>
+          <w:tcPr>
+            <w:tcW w:type="dxa" w:w="3324"/>
+          </w:tcPr>
+          <w:p>
+            <w:r/>
+            <w:r>
+              <w:rPr>
+                <w:sz w:val="18"/>
+              </w:rPr>
+              <w:t>맞힌 문제와 통과한 단어마다 별 1개</w:t>
+            </w:r>
+          </w:p>
+        </w:tc>
+        <w:tc>
+          <w:tcPr>
+            <w:tcW w:type="dxa" w:w="3324"/>
           </w:tcPr>
           <w:p>
             <w:r/>
@@ -2873,9 +1966,11 @@
             </w:r>
           </w:p>
         </w:tc>
+      </w:tr>
+      <w:tr>
         <w:tc>
           <w:tcPr>
-            <w:tcW w:type="dxa" w:w="2493"/>
+            <w:tcW w:type="dxa" w:w="3324"/>
           </w:tcPr>
           <w:p>
             <w:r/>
@@ -2883,7 +1978,35 @@
               <w:rPr>
                 <w:sz w:val="18"/>
               </w:rPr>
-              <w:t>P1</w:t>
+              <w:t>FR-509</w:t>
+            </w:r>
+          </w:p>
+        </w:tc>
+        <w:tc>
+          <w:tcPr>
+            <w:tcW w:type="dxa" w:w="3324"/>
+          </w:tcPr>
+          <w:p>
+            <w:r/>
+            <w:r>
+              <w:rPr>
+                <w:sz w:val="18"/>
+              </w:rPr>
+              <w:t>하루에 여러 번 다시 할 수 있다</w:t>
+            </w:r>
+          </w:p>
+        </w:tc>
+        <w:tc>
+          <w:tcPr>
+            <w:tcW w:type="dxa" w:w="3324"/>
+          </w:tcPr>
+          <w:p>
+            <w:r/>
+            <w:r>
+              <w:rPr>
+                <w:sz w:val="18"/>
+              </w:rPr>
+              <w:t>S</w:t>
             </w:r>
           </w:p>
         </w:tc>
@@ -2895,7 +2018,7 @@
         <w:pStyle w:val="Heading1"/>
       </w:pPr>
       <w:r>
-        <w:t>6. 부모 모드</w:t>
+        <w:t>6. 부모 탭</w:t>
       </w:r>
     </w:p>
     <w:tbl>
@@ -2905,15 +2028,14 @@
         <w:tblLook w:firstColumn="1" w:firstRow="1" w:lastColumn="0" w:lastRow="0" w:noHBand="0" w:noVBand="1" w:val="04A0"/>
       </w:tblPr>
       <w:tblGrid>
-        <w:gridCol w:w="2493"/>
-        <w:gridCol w:w="2493"/>
-        <w:gridCol w:w="2493"/>
-        <w:gridCol w:w="2493"/>
+        <w:gridCol w:w="3324"/>
+        <w:gridCol w:w="3324"/>
+        <w:gridCol w:w="3324"/>
       </w:tblGrid>
       <w:tr>
         <w:tc>
           <w:tcPr>
-            <w:tcW w:type="dxa" w:w="2493"/>
+            <w:tcW w:type="dxa" w:w="3324"/>
             <w:shd w:val="clear" w:color="auto" w:fill="E9EFEB"/>
           </w:tcPr>
           <w:p>
@@ -2933,7 +2055,7 @@
         </w:tc>
         <w:tc>
           <w:tcPr>
-            <w:tcW w:type="dxa" w:w="2493"/>
+            <w:tcW w:type="dxa" w:w="3324"/>
             <w:shd w:val="clear" w:color="auto" w:fill="E9EFEB"/>
           </w:tcPr>
           <w:p>
@@ -2953,7 +2075,7 @@
         </w:tc>
         <w:tc>
           <w:tcPr>
-            <w:tcW w:type="dxa" w:w="2493"/>
+            <w:tcW w:type="dxa" w:w="3324"/>
             <w:shd w:val="clear" w:color="auto" w:fill="E9EFEB"/>
           </w:tcPr>
           <w:p>
@@ -2967,27 +2089,7 @@
                 <w:b/>
                 <w:sz w:val="18"/>
               </w:rPr>
-              <w:t>우선</w:t>
-            </w:r>
-          </w:p>
-        </w:tc>
-        <w:tc>
-          <w:tcPr>
-            <w:tcW w:type="dxa" w:w="2493"/>
-            <w:shd w:val="clear" w:color="auto" w:fill="E9EFEB"/>
-          </w:tcPr>
-          <w:p>
-            <w:r>
-              <w:rPr>
-                <w:b/>
-              </w:rPr>
-            </w:r>
-            <w:r>
-              <w:rPr>
-                <w:b/>
-                <w:sz w:val="18"/>
-              </w:rPr>
-              <w:t>화면</w:t>
+              <w:t>순위</w:t>
             </w:r>
           </w:p>
         </w:tc>
@@ -2995,7 +2097,7 @@
       <w:tr>
         <w:tc>
           <w:tcPr>
-            <w:tcW w:type="dxa" w:w="2493"/>
+            <w:tcW w:type="dxa" w:w="3324"/>
           </w:tcPr>
           <w:p>
             <w:r/>
@@ -3009,7 +2111,7 @@
         </w:tc>
         <w:tc>
           <w:tcPr>
-            <w:tcW w:type="dxa" w:w="2493"/>
+            <w:tcW w:type="dxa" w:w="3324"/>
           </w:tcPr>
           <w:p>
             <w:r/>
@@ -3017,13 +2119,13 @@
               <w:rPr>
                 <w:sz w:val="18"/>
               </w:rPr>
-              <w:t>부모 대시보드·설정·수동 체크는 부모 확인(3초 길게 누르기) 후 열린다. 확인은 10분 유지</w:t>
+              <w:t>부모 확인 없이 바로 열린다</w:t>
             </w:r>
           </w:p>
         </w:tc>
         <w:tc>
           <w:tcPr>
-            <w:tcW w:type="dxa" w:w="2493"/>
+            <w:tcW w:type="dxa" w:w="3324"/>
           </w:tcPr>
           <w:p>
             <w:r/>
@@ -3035,25 +2137,11 @@
             </w:r>
           </w:p>
         </w:tc>
-        <w:tc>
-          <w:tcPr>
-            <w:tcW w:type="dxa" w:w="2493"/>
-          </w:tcPr>
-          <w:p>
-            <w:r/>
-            <w:r>
-              <w:rPr>
-                <w:sz w:val="18"/>
-              </w:rPr>
-              <w:t>G1</w:t>
-            </w:r>
-          </w:p>
-        </w:tc>
       </w:tr>
       <w:tr>
         <w:tc>
           <w:tcPr>
-            <w:tcW w:type="dxa" w:w="2493"/>
+            <w:tcW w:type="dxa" w:w="3324"/>
           </w:tcPr>
           <w:p>
             <w:r/>
@@ -3067,7 +2155,7 @@
         </w:tc>
         <w:tc>
           <w:tcPr>
-            <w:tcW w:type="dxa" w:w="2493"/>
+            <w:tcW w:type="dxa" w:w="3324"/>
           </w:tcPr>
           <w:p>
             <w:r/>
@@ -3075,13 +2163,13 @@
               <w:rPr>
                 <w:sz w:val="18"/>
               </w:rPr>
-              <w:t>대시보드 요약: 오늘 진행, 연속일수, 이번 주 완료 수, 총 소리노출 시간</w:t>
+              <w:t>요약 네 칸: 오늘 소리노출, 연속, 이번 주 루틴, 총 소리노출</w:t>
             </w:r>
           </w:p>
         </w:tc>
         <w:tc>
           <w:tcPr>
-            <w:tcW w:type="dxa" w:w="2493"/>
+            <w:tcW w:type="dxa" w:w="3324"/>
           </w:tcPr>
           <w:p>
             <w:r/>
@@ -3093,25 +2181,11 @@
             </w:r>
           </w:p>
         </w:tc>
-        <w:tc>
-          <w:tcPr>
-            <w:tcW w:type="dxa" w:w="2493"/>
-          </w:tcPr>
-          <w:p>
-            <w:r/>
-            <w:r>
-              <w:rPr>
-                <w:sz w:val="18"/>
-              </w:rPr>
-              <w:t>P1</w:t>
-            </w:r>
-          </w:p>
-        </w:tc>
       </w:tr>
       <w:tr>
         <w:tc>
           <w:tcPr>
-            <w:tcW w:type="dxa" w:w="2493"/>
+            <w:tcW w:type="dxa" w:w="3324"/>
           </w:tcPr>
           <w:p>
             <w:r/>
@@ -3125,7 +2199,7 @@
         </w:tc>
         <w:tc>
           <w:tcPr>
-            <w:tcW w:type="dxa" w:w="2493"/>
+            <w:tcW w:type="dxa" w:w="3324"/>
           </w:tcPr>
           <w:p>
             <w:r/>
@@ -3133,13 +2207,13 @@
               <w:rPr>
                 <w:sz w:val="18"/>
               </w:rPr>
-              <w:t>주간 루틴표: 4행(루틴) × 7열(요일), 자동·수동 체크 구분</w:t>
+              <w:t>오늘: 루틴별 상태와 분</w:t>
             </w:r>
           </w:p>
         </w:tc>
         <w:tc>
           <w:tcPr>
-            <w:tcW w:type="dxa" w:w="2493"/>
+            <w:tcW w:type="dxa" w:w="3324"/>
           </w:tcPr>
           <w:p>
             <w:r/>
@@ -3151,25 +2225,11 @@
             </w:r>
           </w:p>
         </w:tc>
-        <w:tc>
-          <w:tcPr>
-            <w:tcW w:type="dxa" w:w="2493"/>
-          </w:tcPr>
-          <w:p>
-            <w:r/>
-            <w:r>
-              <w:rPr>
-                <w:sz w:val="18"/>
-              </w:rPr>
-              <w:t>P1</w:t>
-            </w:r>
-          </w:p>
-        </w:tc>
       </w:tr>
       <w:tr>
         <w:tc>
           <w:tcPr>
-            <w:tcW w:type="dxa" w:w="2493"/>
+            <w:tcW w:type="dxa" w:w="3324"/>
           </w:tcPr>
           <w:p>
             <w:r/>
@@ -3183,7 +2243,7 @@
         </w:tc>
         <w:tc>
           <w:tcPr>
-            <w:tcW w:type="dxa" w:w="2493"/>
+            <w:tcW w:type="dxa" w:w="3324"/>
           </w:tcPr>
           <w:p>
             <w:r/>
@@ -3191,13 +2251,13 @@
               <w:rPr>
                 <w:sz w:val="18"/>
               </w:rPr>
-              <w:t>부모가 빈칸을 수동 체크·해제할 수 있다. 자동 체크는 해제 불가, 미래 날짜 불가</w:t>
+              <w:t>주간: 루틴(행) × 요일(열) 표. 종이 소리루틴표와 같은 모양. 이전·다음 주 이동</w:t>
             </w:r>
           </w:p>
         </w:tc>
         <w:tc>
           <w:tcPr>
-            <w:tcW w:type="dxa" w:w="2493"/>
+            <w:tcW w:type="dxa" w:w="3324"/>
           </w:tcPr>
           <w:p>
             <w:r/>
@@ -3209,25 +2269,11 @@
             </w:r>
           </w:p>
         </w:tc>
-        <w:tc>
-          <w:tcPr>
-            <w:tcW w:type="dxa" w:w="2493"/>
-          </w:tcPr>
-          <w:p>
-            <w:r/>
-            <w:r>
-              <w:rPr>
-                <w:sz w:val="18"/>
-              </w:rPr>
-              <w:t>P1</w:t>
-            </w:r>
-          </w:p>
-        </w:tc>
       </w:tr>
       <w:tr>
         <w:tc>
           <w:tcPr>
-            <w:tcW w:type="dxa" w:w="2493"/>
+            <w:tcW w:type="dxa" w:w="3324"/>
           </w:tcPr>
           <w:p>
             <w:r/>
@@ -3241,7 +2287,7 @@
         </w:tc>
         <w:tc>
           <w:tcPr>
-            <w:tcW w:type="dxa" w:w="2493"/>
+            <w:tcW w:type="dxa" w:w="3324"/>
           </w:tcPr>
           <w:p>
             <w:r/>
@@ -3249,13 +2295,13 @@
               <w:rPr>
                 <w:sz w:val="18"/>
               </w:rPr>
-              <w:t>월간 달력: 날짜별 완료 수 표시, 탭하면 일별 상세</w:t>
+              <w:t>월간: 달력에 다 한 날과 일부 한 날을 구분</w:t>
             </w:r>
           </w:p>
         </w:tc>
         <w:tc>
           <w:tcPr>
-            <w:tcW w:type="dxa" w:w="2493"/>
+            <w:tcW w:type="dxa" w:w="3324"/>
           </w:tcPr>
           <w:p>
             <w:r/>
@@ -3267,25 +2313,11 @@
             </w:r>
           </w:p>
         </w:tc>
-        <w:tc>
-          <w:tcPr>
-            <w:tcW w:type="dxa" w:w="2493"/>
-          </w:tcPr>
-          <w:p>
-            <w:r/>
-            <w:r>
-              <w:rPr>
-                <w:sz w:val="18"/>
-              </w:rPr>
-              <w:t>P1</w:t>
-            </w:r>
-          </w:p>
-        </w:tc>
       </w:tr>
       <w:tr>
         <w:tc>
           <w:tcPr>
-            <w:tcW w:type="dxa" w:w="2493"/>
+            <w:tcW w:type="dxa" w:w="3324"/>
           </w:tcPr>
           <w:p>
             <w:r/>
@@ -3299,7 +2331,7 @@
         </w:tc>
         <w:tc>
           <w:tcPr>
-            <w:tcW w:type="dxa" w:w="2493"/>
+            <w:tcW w:type="dxa" w:w="3324"/>
           </w:tcPr>
           <w:p>
             <w:r/>
@@ -3307,13 +2339,26 @@
               <w:rPr>
                 <w:sz w:val="18"/>
               </w:rPr>
-              <w:t>통계: 루틴별 완료율, 주제 단어 정답률, 말하기 시도·통과</w:t>
+              <w:t>지난 칸을 눌러 ‘들었어요’를 표시·해제한다 (</w:t>
+            </w:r>
+            <w:r>
+              <w:rPr>
+                <w:rFonts w:ascii="Consolas" w:hAnsi="Consolas" w:eastAsia="Consolas"/>
+                <w:sz w:val="18"/>
+              </w:rPr>
+              <w:t>parent</w:t>
+            </w:r>
+            <w:r>
+              <w:rPr>
+                <w:sz w:val="18"/>
+              </w:rPr>
+              <w:t>). TV로 들은 날을 위한 기능</w:t>
             </w:r>
           </w:p>
         </w:tc>
         <w:tc>
           <w:tcPr>
-            <w:tcW w:type="dxa" w:w="2493"/>
+            <w:tcW w:type="dxa" w:w="3324"/>
           </w:tcPr>
           <w:p>
             <w:r/>
@@ -3321,21 +2366,7 @@
               <w:rPr>
                 <w:sz w:val="18"/>
               </w:rPr>
-              <w:t>S</w:t>
-            </w:r>
-          </w:p>
-        </w:tc>
-        <w:tc>
-          <w:tcPr>
-            <w:tcW w:type="dxa" w:w="2493"/>
-          </w:tcPr>
-          <w:p>
-            <w:r/>
-            <w:r>
-              <w:rPr>
-                <w:sz w:val="18"/>
-              </w:rPr>
-              <w:t>P1</w:t>
+              <w:t>M</w:t>
             </w:r>
           </w:p>
         </w:tc>
@@ -3343,7 +2374,7 @@
       <w:tr>
         <w:tc>
           <w:tcPr>
-            <w:tcW w:type="dxa" w:w="2493"/>
+            <w:tcW w:type="dxa" w:w="3324"/>
           </w:tcPr>
           <w:p>
             <w:r/>
@@ -3357,7 +2388,7 @@
         </w:tc>
         <w:tc>
           <w:tcPr>
-            <w:tcW w:type="dxa" w:w="2493"/>
+            <w:tcW w:type="dxa" w:w="3324"/>
           </w:tcPr>
           <w:p>
             <w:r/>
@@ -3365,13 +2396,13 @@
               <w:rPr>
                 <w:sz w:val="18"/>
               </w:rPr>
-              <w:t>설정: 알림 시각·켜짐, 아이 프로필, 하잉RTA 주말 스위치, 안내·FAQ, 계정</w:t>
+              <w:t>앱에서 완료한 기록은 부모 탭에서 지울 수 없다. 미래 날짜는 표시할 수 없다</w:t>
             </w:r>
           </w:p>
         </w:tc>
         <w:tc>
           <w:tcPr>
-            <w:tcW w:type="dxa" w:w="2493"/>
+            <w:tcW w:type="dxa" w:w="3324"/>
           </w:tcPr>
           <w:p>
             <w:r/>
@@ -3383,25 +2414,11 @@
             </w:r>
           </w:p>
         </w:tc>
-        <w:tc>
-          <w:tcPr>
-            <w:tcW w:type="dxa" w:w="2493"/>
-          </w:tcPr>
-          <w:p>
-            <w:r/>
-            <w:r>
-              <w:rPr>
-                <w:sz w:val="18"/>
-              </w:rPr>
-              <w:t>S1</w:t>
-            </w:r>
-          </w:p>
-        </w:tc>
       </w:tr>
       <w:tr>
         <w:tc>
           <w:tcPr>
-            <w:tcW w:type="dxa" w:w="2493"/>
+            <w:tcW w:type="dxa" w:w="3324"/>
           </w:tcPr>
           <w:p>
             <w:r/>
@@ -3415,7 +2432,7 @@
         </w:tc>
         <w:tc>
           <w:tcPr>
-            <w:tcW w:type="dxa" w:w="2493"/>
+            <w:tcW w:type="dxa" w:w="3324"/>
           </w:tcPr>
           <w:p>
             <w:r/>
@@ -3423,13 +2440,13 @@
               <w:rPr>
                 <w:sz w:val="18"/>
               </w:rPr>
-              <w:t>계정·기록·사진을 즉시 삭제하고 탈퇴할 수 있다</w:t>
+              <w:t>이번 주 한눈에(루틴별 완료 막대), 모은 스티커 판</w:t>
             </w:r>
           </w:p>
         </w:tc>
         <w:tc>
           <w:tcPr>
-            <w:tcW w:type="dxa" w:w="2493"/>
+            <w:tcW w:type="dxa" w:w="3324"/>
           </w:tcPr>
           <w:p>
             <w:r/>
@@ -3441,20 +2458,6 @@
             </w:r>
           </w:p>
         </w:tc>
-        <w:tc>
-          <w:tcPr>
-            <w:tcW w:type="dxa" w:w="2493"/>
-          </w:tcPr>
-          <w:p>
-            <w:r/>
-            <w:r>
-              <w:rPr>
-                <w:sz w:val="18"/>
-              </w:rPr>
-              <w:t>S1</w:t>
-            </w:r>
-          </w:p>
-        </w:tc>
       </w:tr>
     </w:tbl>
     <w:p/>
@@ -3463,7 +2466,7 @@
         <w:pStyle w:val="Heading1"/>
       </w:pPr>
       <w:r>
-        <w:t>7. 알림</w:t>
+        <w:t>7. 설정·알림</w:t>
       </w:r>
     </w:p>
     <w:tbl>
@@ -3473,15 +2476,14 @@
         <w:tblLook w:firstColumn="1" w:firstRow="1" w:lastColumn="0" w:lastRow="0" w:noHBand="0" w:noVBand="1" w:val="04A0"/>
       </w:tblPr>
       <w:tblGrid>
-        <w:gridCol w:w="2493"/>
-        <w:gridCol w:w="2493"/>
-        <w:gridCol w:w="2493"/>
-        <w:gridCol w:w="2493"/>
+        <w:gridCol w:w="3324"/>
+        <w:gridCol w:w="3324"/>
+        <w:gridCol w:w="3324"/>
       </w:tblGrid>
       <w:tr>
         <w:tc>
           <w:tcPr>
-            <w:tcW w:type="dxa" w:w="2493"/>
+            <w:tcW w:type="dxa" w:w="3324"/>
             <w:shd w:val="clear" w:color="auto" w:fill="E9EFEB"/>
           </w:tcPr>
           <w:p>
@@ -3501,7 +2503,7 @@
         </w:tc>
         <w:tc>
           <w:tcPr>
-            <w:tcW w:type="dxa" w:w="2493"/>
+            <w:tcW w:type="dxa" w:w="3324"/>
             <w:shd w:val="clear" w:color="auto" w:fill="E9EFEB"/>
           </w:tcPr>
           <w:p>
@@ -3521,7 +2523,7 @@
         </w:tc>
         <w:tc>
           <w:tcPr>
-            <w:tcW w:type="dxa" w:w="2493"/>
+            <w:tcW w:type="dxa" w:w="3324"/>
             <w:shd w:val="clear" w:color="auto" w:fill="E9EFEB"/>
           </w:tcPr>
           <w:p>
@@ -3535,27 +2537,7 @@
                 <w:b/>
                 <w:sz w:val="18"/>
               </w:rPr>
-              <w:t>우선</w:t>
-            </w:r>
-          </w:p>
-        </w:tc>
-        <w:tc>
-          <w:tcPr>
-            <w:tcW w:type="dxa" w:w="2493"/>
-            <w:shd w:val="clear" w:color="auto" w:fill="E9EFEB"/>
-          </w:tcPr>
-          <w:p>
-            <w:r>
-              <w:rPr>
-                <w:b/>
-              </w:rPr>
-            </w:r>
-            <w:r>
-              <w:rPr>
-                <w:b/>
-                <w:sz w:val="18"/>
-              </w:rPr>
-              <w:t>화면</w:t>
+              <w:t>순위</w:t>
             </w:r>
           </w:p>
         </w:tc>
@@ -3563,7 +2545,7 @@
       <w:tr>
         <w:tc>
           <w:tcPr>
-            <w:tcW w:type="dxa" w:w="2493"/>
+            <w:tcW w:type="dxa" w:w="3324"/>
           </w:tcPr>
           <w:p>
             <w:r/>
@@ -3577,7 +2559,7 @@
         </w:tc>
         <w:tc>
           <w:tcPr>
-            <w:tcW w:type="dxa" w:w="2493"/>
+            <w:tcW w:type="dxa" w:w="3324"/>
           </w:tcPr>
           <w:p>
             <w:r/>
@@ -3585,13 +2567,13 @@
               <w:rPr>
                 <w:sz w:val="18"/>
               </w:rPr>
-              <w:t>루틴 시각에 매일 알림. 이미 완료한 루틴은 보내지 않는다</w:t>
+              <w:t>알림 전체 켜기·끄기, 루틴별 시각(10분 단위)</w:t>
             </w:r>
           </w:p>
         </w:tc>
         <w:tc>
           <w:tcPr>
-            <w:tcW w:type="dxa" w:w="2493"/>
+            <w:tcW w:type="dxa" w:w="3324"/>
           </w:tcPr>
           <w:p>
             <w:r/>
@@ -3603,25 +2585,11 @@
             </w:r>
           </w:p>
         </w:tc>
-        <w:tc>
-          <w:tcPr>
-            <w:tcW w:type="dxa" w:w="2493"/>
-          </w:tcPr>
-          <w:p>
-            <w:r/>
-            <w:r>
-              <w:rPr>
-                <w:sz w:val="18"/>
-              </w:rPr>
-              <w:t>N1</w:t>
-            </w:r>
-          </w:p>
-        </w:tc>
       </w:tr>
       <w:tr>
         <w:tc>
           <w:tcPr>
-            <w:tcW w:type="dxa" w:w="2493"/>
+            <w:tcW w:type="dxa" w:w="3324"/>
           </w:tcPr>
           <w:p>
             <w:r/>
@@ -3635,7 +2603,7 @@
         </w:tc>
         <w:tc>
           <w:tcPr>
-            <w:tcW w:type="dxa" w:w="2493"/>
+            <w:tcW w:type="dxa" w:w="3324"/>
           </w:tcPr>
           <w:p>
             <w:r/>
@@ -3643,13 +2611,13 @@
               <w:rPr>
                 <w:sz w:val="18"/>
               </w:rPr>
-              <w:t>앱: 기기 로컬 예약 알림. 웹: 서비스워커 푸시 (VAPID)</w:t>
+              <w:t>알림은 끝내지 않은 루틴에만 온다. 누르면 그 루틴 시트가 열린다</w:t>
             </w:r>
           </w:p>
         </w:tc>
         <w:tc>
           <w:tcPr>
-            <w:tcW w:type="dxa" w:w="2493"/>
+            <w:tcW w:type="dxa" w:w="3324"/>
           </w:tcPr>
           <w:p>
             <w:r/>
@@ -3661,25 +2629,11 @@
             </w:r>
           </w:p>
         </w:tc>
-        <w:tc>
-          <w:tcPr>
-            <w:tcW w:type="dxa" w:w="2493"/>
-          </w:tcPr>
-          <w:p>
-            <w:r/>
-            <w:r>
-              <w:rPr>
-                <w:sz w:val="18"/>
-              </w:rPr>
-              <w:t>N1</w:t>
-            </w:r>
-          </w:p>
-        </w:tc>
       </w:tr>
       <w:tr>
         <w:tc>
           <w:tcPr>
-            <w:tcW w:type="dxa" w:w="2493"/>
+            <w:tcW w:type="dxa" w:w="3324"/>
           </w:tcPr>
           <w:p>
             <w:r/>
@@ -3693,7 +2647,7 @@
         </w:tc>
         <w:tc>
           <w:tcPr>
-            <w:tcW w:type="dxa" w:w="2493"/>
+            <w:tcW w:type="dxa" w:w="3324"/>
           </w:tcPr>
           <w:p>
             <w:r/>
@@ -3701,13 +2655,13 @@
               <w:rPr>
                 <w:sz w:val="18"/>
               </w:rPr>
-              <w:t>알림 탭 시 해당 루틴 시작 시트가 열린다</w:t>
+              <w:t>저녁 8시 리마인드: 남은 루틴이 있을 때만</w:t>
             </w:r>
           </w:p>
         </w:tc>
         <w:tc>
           <w:tcPr>
-            <w:tcW w:type="dxa" w:w="2493"/>
+            <w:tcW w:type="dxa" w:w="3324"/>
           </w:tcPr>
           <w:p>
             <w:r/>
@@ -3715,21 +2669,7 @@
               <w:rPr>
                 <w:sz w:val="18"/>
               </w:rPr>
-              <w:t>M</w:t>
-            </w:r>
-          </w:p>
-        </w:tc>
-        <w:tc>
-          <w:tcPr>
-            <w:tcW w:type="dxa" w:w="2493"/>
-          </w:tcPr>
-          <w:p>
-            <w:r/>
-            <w:r>
-              <w:rPr>
-                <w:sz w:val="18"/>
-              </w:rPr>
-              <w:t>N1</w:t>
+              <w:t>S</w:t>
             </w:r>
           </w:p>
         </w:tc>
@@ -3737,7 +2677,7 @@
       <w:tr>
         <w:tc>
           <w:tcPr>
-            <w:tcW w:type="dxa" w:w="2493"/>
+            <w:tcW w:type="dxa" w:w="3324"/>
           </w:tcPr>
           <w:p>
             <w:r/>
@@ -3751,7 +2691,7 @@
         </w:tc>
         <w:tc>
           <w:tcPr>
-            <w:tcW w:type="dxa" w:w="2493"/>
+            <w:tcW w:type="dxa" w:w="3324"/>
           </w:tcPr>
           <w:p>
             <w:r/>
@@ -3759,13 +2699,13 @@
               <w:rPr>
                 <w:sz w:val="18"/>
               </w:rPr>
-              <w:t>저녁 리마인드(미완료 있을 때 20:00)</w:t>
+              <w:t>하잉RTA 주말 콘텐츠 스위치. 켤 때 확인 창. 기본 꺼짐</w:t>
             </w:r>
           </w:p>
         </w:tc>
         <w:tc>
           <w:tcPr>
-            <w:tcW w:type="dxa" w:w="2493"/>
+            <w:tcW w:type="dxa" w:w="3324"/>
           </w:tcPr>
           <w:p>
             <w:r/>
@@ -3773,21 +2713,7 @@
               <w:rPr>
                 <w:sz w:val="18"/>
               </w:rPr>
-              <w:t>S</w:t>
-            </w:r>
-          </w:p>
-        </w:tc>
-        <w:tc>
-          <w:tcPr>
-            <w:tcW w:type="dxa" w:w="2493"/>
-          </w:tcPr>
-          <w:p>
-            <w:r/>
-            <w:r>
-              <w:rPr>
-                <w:sz w:val="18"/>
-              </w:rPr>
-              <w:t>N1</w:t>
+              <w:t>M</w:t>
             </w:r>
           </w:p>
         </w:tc>
@@ -3795,7 +2721,7 @@
       <w:tr>
         <w:tc>
           <w:tcPr>
-            <w:tcW w:type="dxa" w:w="2493"/>
+            <w:tcW w:type="dxa" w:w="3324"/>
           </w:tcPr>
           <w:p>
             <w:r/>
@@ -3809,7 +2735,7 @@
         </w:tc>
         <w:tc>
           <w:tcPr>
-            <w:tcW w:type="dxa" w:w="2493"/>
+            <w:tcW w:type="dxa" w:w="3324"/>
           </w:tcPr>
           <w:p>
             <w:r/>
@@ -3817,13 +2743,13 @@
               <w:rPr>
                 <w:sz w:val="18"/>
               </w:rPr>
-              <w:t>알림 테스트 보내기</w:t>
+              <w:t>소리노출 가이드, 자주 묻는 질문, 문의, 약관 보기</w:t>
             </w:r>
           </w:p>
         </w:tc>
         <w:tc>
           <w:tcPr>
-            <w:tcW w:type="dxa" w:w="2493"/>
+            <w:tcW w:type="dxa" w:w="3324"/>
           </w:tcPr>
           <w:p>
             <w:r/>
@@ -3835,9 +2761,11 @@
             </w:r>
           </w:p>
         </w:tc>
+      </w:tr>
+      <w:tr>
         <w:tc>
           <w:tcPr>
-            <w:tcW w:type="dxa" w:w="2493"/>
+            <w:tcW w:type="dxa" w:w="3324"/>
           </w:tcPr>
           <w:p>
             <w:r/>
@@ -3845,7 +2773,35 @@
               <w:rPr>
                 <w:sz w:val="18"/>
               </w:rPr>
-              <w:t>S1</w:t>
+              <w:t>FR-706</w:t>
+            </w:r>
+          </w:p>
+        </w:tc>
+        <w:tc>
+          <w:tcPr>
+            <w:tcW w:type="dxa" w:w="3324"/>
+          </w:tcPr>
+          <w:p>
+            <w:r/>
+            <w:r>
+              <w:rPr>
+                <w:sz w:val="18"/>
+              </w:rPr>
+              <w:t>로그아웃, 탈퇴</w:t>
+            </w:r>
+          </w:p>
+        </w:tc>
+        <w:tc>
+          <w:tcPr>
+            <w:tcW w:type="dxa" w:w="3324"/>
+          </w:tcPr>
+          <w:p>
+            <w:r/>
+            <w:r>
+              <w:rPr>
+                <w:sz w:val="18"/>
+              </w:rPr>
+              <w:t>M</w:t>
             </w:r>
           </w:p>
         </w:tc>
@@ -3857,7 +2813,7 @@
         <w:pStyle w:val="Heading1"/>
       </w:pPr>
       <w:r>
-        <w:t>8. 가이드·팝업</w:t>
+        <w:t>8. 서버</w:t>
       </w:r>
     </w:p>
     <w:tbl>
@@ -3867,15 +2823,14 @@
         <w:tblLook w:firstColumn="1" w:firstRow="1" w:lastColumn="0" w:lastRow="0" w:noHBand="0" w:noVBand="1" w:val="04A0"/>
       </w:tblPr>
       <w:tblGrid>
-        <w:gridCol w:w="2493"/>
-        <w:gridCol w:w="2493"/>
-        <w:gridCol w:w="2493"/>
-        <w:gridCol w:w="2493"/>
+        <w:gridCol w:w="3324"/>
+        <w:gridCol w:w="3324"/>
+        <w:gridCol w:w="3324"/>
       </w:tblGrid>
       <w:tr>
         <w:tc>
           <w:tcPr>
-            <w:tcW w:type="dxa" w:w="2493"/>
+            <w:tcW w:type="dxa" w:w="3324"/>
             <w:shd w:val="clear" w:color="auto" w:fill="E9EFEB"/>
           </w:tcPr>
           <w:p>
@@ -3895,7 +2850,7 @@
         </w:tc>
         <w:tc>
           <w:tcPr>
-            <w:tcW w:type="dxa" w:w="2493"/>
+            <w:tcW w:type="dxa" w:w="3324"/>
             <w:shd w:val="clear" w:color="auto" w:fill="E9EFEB"/>
           </w:tcPr>
           <w:p>
@@ -3915,7 +2870,7 @@
         </w:tc>
         <w:tc>
           <w:tcPr>
-            <w:tcW w:type="dxa" w:w="2493"/>
+            <w:tcW w:type="dxa" w:w="3324"/>
             <w:shd w:val="clear" w:color="auto" w:fill="E9EFEB"/>
           </w:tcPr>
           <w:p>
@@ -3929,27 +2884,7 @@
                 <w:b/>
                 <w:sz w:val="18"/>
               </w:rPr>
-              <w:t>우선</w:t>
-            </w:r>
-          </w:p>
-        </w:tc>
-        <w:tc>
-          <w:tcPr>
-            <w:tcW w:type="dxa" w:w="2493"/>
-            <w:shd w:val="clear" w:color="auto" w:fill="E9EFEB"/>
-          </w:tcPr>
-          <w:p>
-            <w:r>
-              <w:rPr>
-                <w:b/>
-              </w:rPr>
-            </w:r>
-            <w:r>
-              <w:rPr>
-                <w:b/>
-                <w:sz w:val="18"/>
-              </w:rPr>
-              <w:t>화면</w:t>
+              <w:t>순위</w:t>
             </w:r>
           </w:p>
         </w:tc>
@@ -3957,7 +2892,7 @@
       <w:tr>
         <w:tc>
           <w:tcPr>
-            <w:tcW w:type="dxa" w:w="2493"/>
+            <w:tcW w:type="dxa" w:w="3324"/>
           </w:tcPr>
           <w:p>
             <w:r/>
@@ -3971,7 +2906,7 @@
         </w:tc>
         <w:tc>
           <w:tcPr>
-            <w:tcW w:type="dxa" w:w="2493"/>
+            <w:tcW w:type="dxa" w:w="3324"/>
           </w:tcPr>
           <w:p>
             <w:r/>
@@ -3979,13 +2914,13 @@
               <w:rPr>
                 <w:sz w:val="18"/>
               </w:rPr>
-              <w:t>화면마다 첫 방문 가이드를 1회 보여주고, 설정에서 다시 볼 수 있다</w:t>
+              <w:t>콘텐츠·계정·아이·기록을 관계형 테이블로 저장한다 (3정규형)</w:t>
             </w:r>
           </w:p>
         </w:tc>
         <w:tc>
           <w:tcPr>
-            <w:tcW w:type="dxa" w:w="2493"/>
+            <w:tcW w:type="dxa" w:w="3324"/>
           </w:tcPr>
           <w:p>
             <w:r/>
@@ -3997,25 +2932,11 @@
             </w:r>
           </w:p>
         </w:tc>
-        <w:tc>
-          <w:tcPr>
-            <w:tcW w:type="dxa" w:w="2493"/>
-          </w:tcPr>
-          <w:p>
-            <w:r/>
-            <w:r>
-              <w:rPr>
-                <w:sz w:val="18"/>
-              </w:rPr>
-              <w:t>전체</w:t>
-            </w:r>
-          </w:p>
-        </w:tc>
       </w:tr>
       <w:tr>
         <w:tc>
           <w:tcPr>
-            <w:tcW w:type="dxa" w:w="2493"/>
+            <w:tcW w:type="dxa" w:w="3324"/>
           </w:tcPr>
           <w:p>
             <w:r/>
@@ -4029,7 +2950,7 @@
         </w:tc>
         <w:tc>
           <w:tcPr>
-            <w:tcW w:type="dxa" w:w="2493"/>
+            <w:tcW w:type="dxa" w:w="3324"/>
           </w:tcPr>
           <w:p>
             <w:r/>
@@ -4037,13 +2958,13 @@
               <w:rPr>
                 <w:sz w:val="18"/>
               </w:rPr>
-              <w:t>아이 화면 가이드는 그림 + 음성, 글자는 한 줄 이하</w:t>
+              <w:t>외래키·유니크·체크 제약으로 DB가 직접 잘못된 값을 막는다</w:t>
             </w:r>
           </w:p>
         </w:tc>
         <w:tc>
           <w:tcPr>
-            <w:tcW w:type="dxa" w:w="2493"/>
+            <w:tcW w:type="dxa" w:w="3324"/>
           </w:tcPr>
           <w:p>
             <w:r/>
@@ -4055,25 +2976,11 @@
             </w:r>
           </w:p>
         </w:tc>
-        <w:tc>
-          <w:tcPr>
-            <w:tcW w:type="dxa" w:w="2493"/>
-          </w:tcPr>
-          <w:p>
-            <w:r/>
-            <w:r>
-              <w:rPr>
-                <w:sz w:val="18"/>
-              </w:rPr>
-              <w:t>H1 L2 L3</w:t>
-            </w:r>
-          </w:p>
-        </w:tc>
       </w:tr>
       <w:tr>
         <w:tc>
           <w:tcPr>
-            <w:tcW w:type="dxa" w:w="2493"/>
+            <w:tcW w:type="dxa" w:w="3324"/>
           </w:tcPr>
           <w:p>
             <w:r/>
@@ -4087,7 +2994,7 @@
         </w:tc>
         <w:tc>
           <w:tcPr>
-            <w:tcW w:type="dxa" w:w="2493"/>
+            <w:tcW w:type="dxa" w:w="3324"/>
           </w:tcPr>
           <w:p>
             <w:r/>
@@ -4095,13 +3002,13 @@
               <w:rPr>
                 <w:sz w:val="18"/>
               </w:rPr>
-              <w:t>모든 확인·오류 팝업은 05 문서의 ID와 문구를 따른다</w:t>
+              <w:t>기록 올리기는 멱등이다. 같은 요청을 여러 번 보내도 결과가 같다</w:t>
             </w:r>
           </w:p>
         </w:tc>
         <w:tc>
           <w:tcPr>
-            <w:tcW w:type="dxa" w:w="2493"/>
+            <w:tcW w:type="dxa" w:w="3324"/>
           </w:tcPr>
           <w:p>
             <w:r/>
@@ -4113,9 +3020,11 @@
             </w:r>
           </w:p>
         </w:tc>
+      </w:tr>
+      <w:tr>
         <w:tc>
           <w:tcPr>
-            <w:tcW w:type="dxa" w:w="2493"/>
+            <w:tcW w:type="dxa" w:w="3324"/>
           </w:tcPr>
           <w:p>
             <w:r/>
@@ -4123,119 +3032,13 @@
               <w:rPr>
                 <w:sz w:val="18"/>
               </w:rPr>
-              <w:t>전체</w:t>
-            </w:r>
-          </w:p>
-        </w:tc>
-      </w:tr>
-    </w:tbl>
-    <w:p/>
-    <w:p>
-      <w:pPr>
-        <w:pStyle w:val="Heading1"/>
-      </w:pPr>
-      <w:r>
-        <w:t>9. 데이터·운영</w:t>
-      </w:r>
-    </w:p>
-    <w:tbl>
-      <w:tblPr>
-        <w:tblStyle w:val="TableGrid"/>
-        <w:tblW w:type="auto" w:w="0"/>
-        <w:tblLook w:firstColumn="1" w:firstRow="1" w:lastColumn="0" w:lastRow="0" w:noHBand="0" w:noVBand="1" w:val="04A0"/>
-      </w:tblPr>
-      <w:tblGrid>
-        <w:gridCol w:w="2493"/>
-        <w:gridCol w:w="2493"/>
-        <w:gridCol w:w="2493"/>
-        <w:gridCol w:w="2493"/>
-      </w:tblGrid>
-      <w:tr>
-        <w:tc>
-          <w:tcPr>
-            <w:tcW w:type="dxa" w:w="2493"/>
-            <w:shd w:val="clear" w:color="auto" w:fill="E9EFEB"/>
-          </w:tcPr>
-          <w:p>
-            <w:r>
-              <w:rPr>
-                <w:b/>
-              </w:rPr>
-            </w:r>
-            <w:r>
-              <w:rPr>
-                <w:b/>
-                <w:sz w:val="18"/>
-              </w:rPr>
-              <w:t>ID</w:t>
+              <w:t>FR-804</w:t>
             </w:r>
           </w:p>
         </w:tc>
         <w:tc>
           <w:tcPr>
-            <w:tcW w:type="dxa" w:w="2493"/>
-            <w:shd w:val="clear" w:color="auto" w:fill="E9EFEB"/>
-          </w:tcPr>
-          <w:p>
-            <w:r>
-              <w:rPr>
-                <w:b/>
-              </w:rPr>
-            </w:r>
-            <w:r>
-              <w:rPr>
-                <w:b/>
-                <w:sz w:val="18"/>
-              </w:rPr>
-              <w:t>요구사항</w:t>
-            </w:r>
-          </w:p>
-        </w:tc>
-        <w:tc>
-          <w:tcPr>
-            <w:tcW w:type="dxa" w:w="2493"/>
-            <w:shd w:val="clear" w:color="auto" w:fill="E9EFEB"/>
-          </w:tcPr>
-          <w:p>
-            <w:r>
-              <w:rPr>
-                <w:b/>
-              </w:rPr>
-            </w:r>
-            <w:r>
-              <w:rPr>
-                <w:b/>
-                <w:sz w:val="18"/>
-              </w:rPr>
-              <w:t>우선</w:t>
-            </w:r>
-          </w:p>
-        </w:tc>
-        <w:tc>
-          <w:tcPr>
-            <w:tcW w:type="dxa" w:w="2493"/>
-            <w:shd w:val="clear" w:color="auto" w:fill="E9EFEB"/>
-          </w:tcPr>
-          <w:p>
-            <w:r>
-              <w:rPr>
-                <w:b/>
-              </w:rPr>
-            </w:r>
-            <w:r>
-              <w:rPr>
-                <w:b/>
-                <w:sz w:val="18"/>
-              </w:rPr>
-              <w:t>화면</w:t>
-            </w:r>
-          </w:p>
-        </w:tc>
-      </w:tr>
-      <w:tr>
-        <w:tc>
-          <w:tcPr>
-            <w:tcW w:type="dxa" w:w="2493"/>
+            <w:tcW w:type="dxa" w:w="3324"/>
           </w:tcPr>
           <w:p>
             <w:r/>
@@ -4243,27 +3046,13 @@
               <w:rPr>
                 <w:sz w:val="18"/>
               </w:rPr>
-              <w:t>FR-901</w:t>
+              <w:t>다른 부모의 아이에는 접근할 수 없다</w:t>
             </w:r>
           </w:p>
         </w:tc>
         <w:tc>
           <w:tcPr>
-            <w:tcW w:type="dxa" w:w="2493"/>
-          </w:tcPr>
-          <w:p>
-            <w:r/>
-            <w:r>
-              <w:rPr>
-                <w:sz w:val="18"/>
-              </w:rPr>
-              <w:t>이벤트 로그: 레슨 시작·완료, 문항 결과, 말하기 결과, 알림 열람</w:t>
-            </w:r>
-          </w:p>
-        </w:tc>
-        <w:tc>
-          <w:tcPr>
-            <w:tcW w:type="dxa" w:w="2493"/>
+            <w:tcW w:type="dxa" w:w="3324"/>
           </w:tcPr>
           <w:p>
             <w:r/>
@@ -4275,9 +3064,11 @@
             </w:r>
           </w:p>
         </w:tc>
+      </w:tr>
+      <w:tr>
         <w:tc>
           <w:tcPr>
-            <w:tcW w:type="dxa" w:w="2493"/>
+            <w:tcW w:type="dxa" w:w="3324"/>
           </w:tcPr>
           <w:p>
             <w:r/>
@@ -4285,7 +3076,35 @@
               <w:rPr>
                 <w:sz w:val="18"/>
               </w:rPr>
-              <w:t>—</w:t>
+              <w:t>FR-805</w:t>
+            </w:r>
+          </w:p>
+        </w:tc>
+        <w:tc>
+          <w:tcPr>
+            <w:tcW w:type="dxa" w:w="3324"/>
+          </w:tcPr>
+          <w:p>
+            <w:r/>
+            <w:r>
+              <w:rPr>
+                <w:sz w:val="18"/>
+              </w:rPr>
+              <w:t>매분 알림 시각을 확인해 Web Push를 보낸다</w:t>
+            </w:r>
+          </w:p>
+        </w:tc>
+        <w:tc>
+          <w:tcPr>
+            <w:tcW w:type="dxa" w:w="3324"/>
+          </w:tcPr>
+          <w:p>
+            <w:r/>
+            <w:r>
+              <w:rPr>
+                <w:sz w:val="18"/>
+              </w:rPr>
+              <w:t>S</w:t>
             </w:r>
           </w:p>
         </w:tc>
@@ -4293,7 +3112,7 @@
       <w:tr>
         <w:tc>
           <w:tcPr>
-            <w:tcW w:type="dxa" w:w="2493"/>
+            <w:tcW w:type="dxa" w:w="3324"/>
           </w:tcPr>
           <w:p>
             <w:r/>
@@ -4301,13 +3120,13 @@
               <w:rPr>
                 <w:sz w:val="18"/>
               </w:rPr>
-              <w:t>FR-902</w:t>
+              <w:t>FR-806</w:t>
             </w:r>
           </w:p>
         </w:tc>
         <w:tc>
           <w:tcPr>
-            <w:tcW w:type="dxa" w:w="2493"/>
+            <w:tcW w:type="dxa" w:w="3324"/>
           </w:tcPr>
           <w:p>
             <w:r/>
@@ -4315,13 +3134,13 @@
               <w:rPr>
                 <w:sz w:val="18"/>
               </w:rPr>
-              <w:t>영상 링크 상태 점검과 대체 영상 목록</w:t>
+              <w:t>앱 콘텐츠 JSON을 읽어 참조 테이블을 채운다 (멱등 시드)</w:t>
             </w:r>
           </w:p>
         </w:tc>
         <w:tc>
           <w:tcPr>
-            <w:tcW w:type="dxa" w:w="2493"/>
+            <w:tcW w:type="dxa" w:w="3324"/>
           </w:tcPr>
           <w:p>
             <w:r/>
@@ -4329,79 +3148,7 @@
               <w:rPr>
                 <w:sz w:val="18"/>
               </w:rPr>
-              <w:t>L</w:t>
-            </w:r>
-          </w:p>
-        </w:tc>
-        <w:tc>
-          <w:tcPr>
-            <w:tcW w:type="dxa" w:w="2493"/>
-          </w:tcPr>
-          <w:p>
-            <w:r/>
-            <w:r>
-              <w:rPr>
-                <w:sz w:val="18"/>
-              </w:rPr>
-              <w:t>—</w:t>
-            </w:r>
-          </w:p>
-        </w:tc>
-      </w:tr>
-      <w:tr>
-        <w:tc>
-          <w:tcPr>
-            <w:tcW w:type="dxa" w:w="2493"/>
-          </w:tcPr>
-          <w:p>
-            <w:r/>
-            <w:r>
-              <w:rPr>
-                <w:sz w:val="18"/>
-              </w:rPr>
-              <w:t>FR-903</w:t>
-            </w:r>
-          </w:p>
-        </w:tc>
-        <w:tc>
-          <w:tcPr>
-            <w:tcW w:type="dxa" w:w="2493"/>
-          </w:tcPr>
-          <w:p>
-            <w:r/>
-            <w:r>
-              <w:rPr>
-                <w:sz w:val="18"/>
-              </w:rPr>
-              <w:t>교사·기관 대시보드</w:t>
-            </w:r>
-          </w:p>
-        </w:tc>
-        <w:tc>
-          <w:tcPr>
-            <w:tcW w:type="dxa" w:w="2493"/>
-          </w:tcPr>
-          <w:p>
-            <w:r/>
-            <w:r>
-              <w:rPr>
-                <w:sz w:val="18"/>
-              </w:rPr>
-              <w:t>L</w:t>
-            </w:r>
-          </w:p>
-        </w:tc>
-        <w:tc>
-          <w:tcPr>
-            <w:tcW w:type="dxa" w:w="2493"/>
-          </w:tcPr>
-          <w:p>
-            <w:r/>
-            <w:r>
-              <w:rPr>
-                <w:sz w:val="18"/>
-              </w:rPr>
-              <w:t>—</w:t>
+              <w:t>M</w:t>
             </w:r>
           </w:p>
         </w:tc>
@@ -4464,7 +3211,7 @@
                 <w:b/>
                 <w:sz w:val="18"/>
               </w:rPr>
-              <w:t>항목</w:t>
+              <w:t>요구사항</w:t>
             </w:r>
           </w:p>
         </w:tc>
@@ -4514,7 +3261,7 @@
               <w:rPr>
                 <w:sz w:val="18"/>
               </w:rPr>
-              <w:t>성능</w:t>
+              <w:t>반응형</w:t>
             </w:r>
           </w:p>
         </w:tc>
@@ -4528,7 +3275,7 @@
               <w:rPr>
                 <w:sz w:val="18"/>
               </w:rPr>
-              <w:t>저사양 안드로이드(RAM 3GB)에서 화면 전환 300ms 이내. 웹 첫 로드 3G에서 3초 이내</w:t>
+              <w:t>320–430 폭은 꽉 차게, 그 이상은 가운데 폰 틀(최대 430)</w:t>
             </w:r>
           </w:p>
         </w:tc>
@@ -4558,7 +3305,7 @@
               <w:rPr>
                 <w:sz w:val="18"/>
               </w:rPr>
-              <w:t>오프라인</w:t>
+              <w:t>성능</w:t>
             </w:r>
           </w:p>
         </w:tc>
@@ -4572,7 +3319,7 @@
               <w:rPr>
                 <w:sz w:val="18"/>
               </w:rPr>
-              <w:t>콘텐츠·그림·음성은 캐시. 진행 기록은 큐에 저장 후 온라인 시 동기화</w:t>
+              <w:t>그림 WebP, 캐릭터 1장 30KB 안팎, 시작 영상 0.5MB</w:t>
             </w:r>
           </w:p>
         </w:tc>
@@ -4602,7 +3349,7 @@
               <w:rPr>
                 <w:sz w:val="18"/>
               </w:rPr>
-              <w:t>접근성</w:t>
+              <w:t>오프라인</w:t>
             </w:r>
           </w:p>
         </w:tc>
@@ -4616,7 +3363,7 @@
               <w:rPr>
                 <w:sz w:val="18"/>
               </w:rPr>
-              <w:t>터치 영역 56px 이상. 아이 화면 글자 20pt 이상, 부모 화면 16pt 이상. 색만으로 상태 구분 금지(아이콘 동반)</w:t>
+              <w:t>영상 말고는 기기 저장만으로 동작</w:t>
             </w:r>
           </w:p>
         </w:tc>
@@ -4646,7 +3393,7 @@
               <w:rPr>
                 <w:sz w:val="18"/>
               </w:rPr>
-              <w:t>보안</w:t>
+              <w:t>개인정보</w:t>
             </w:r>
           </w:p>
         </w:tc>
@@ -4660,7 +3407,7 @@
               <w:rPr>
                 <w:sz w:val="18"/>
               </w:rPr>
-              <w:t>HTTPS, 비밀번호 argon2 해시, JWT(액세스 15분·리프레시 30일), 사진은 서명 URL</w:t>
+              <w:t>아이는 이름·연령만. 사진은 기기에만. 광고·외부 분석 없음</w:t>
             </w:r>
           </w:p>
         </w:tc>
@@ -4690,7 +3437,7 @@
               <w:rPr>
                 <w:sz w:val="18"/>
               </w:rPr>
-              <w:t>개인정보</w:t>
+              <w:t>접근성</w:t>
             </w:r>
           </w:p>
         </w:tc>
@@ -4704,7 +3451,7 @@
               <w:rPr>
                 <w:sz w:val="18"/>
               </w:rPr>
-              <w:t>최소 수집, 탈퇴 즉시 삭제, 사진 256px 축소본만 저장, 앱 밖 노출 없음</w:t>
+              <w:t>버튼 48pt 이상, 색만으로 상태를 말하지 않음, 움직임 줄이기 존중</w:t>
             </w:r>
           </w:p>
         </w:tc>
@@ -4734,7 +3481,7 @@
               <w:rPr>
                 <w:sz w:val="18"/>
               </w:rPr>
-              <w:t>호환</w:t>
+              <w:t>코드 품질</w:t>
             </w:r>
           </w:p>
         </w:tc>
@@ -4748,7 +3495,7 @@
               <w:rPr>
                 <w:sz w:val="18"/>
               </w:rPr>
-              <w:t>iOS 15+, Android 8+, iOS Safari 16.4+(웹 푸시), Android Chrome 최신 2버전</w:t>
+              <w:t>TypeScript strict 오류 0, 하드코딩 없음, 단위 테스트 통과</w:t>
             </w:r>
           </w:p>
         </w:tc>
@@ -4778,7 +3525,7 @@
               <w:rPr>
                 <w:sz w:val="18"/>
               </w:rPr>
-              <w:t>유지보수</w:t>
+              <w:t>보안</w:t>
             </w:r>
           </w:p>
         </w:tc>
@@ -4792,7 +3539,7 @@
               <w:rPr>
                 <w:sz w:val="18"/>
               </w:rPr>
-              <w:t>콘텐츠·문구·디자인 토큰을 코드와 분리. Week 추가는 JSON 파일 하나</w:t>
+              <w:t>비밀번호 argon2, JWT, 소유권 검사</w:t>
             </w:r>
           </w:p>
         </w:tc>
@@ -4822,7 +3569,7 @@
               <w:rPr>
                 <w:sz w:val="18"/>
               </w:rPr>
-              <w:t>테스트</w:t>
+              <w:t>이식성</w:t>
             </w:r>
           </w:p>
         </w:tc>
@@ -4836,95 +3583,7 @@
               <w:rPr>
                 <w:sz w:val="18"/>
               </w:rPr>
-              <w:t>상태 계산·연속일수·문항 생성은 순수 함수로 단위 테스트</w:t>
-            </w:r>
-          </w:p>
-        </w:tc>
-      </w:tr>
-      <w:tr>
-        <w:tc>
-          <w:tcPr>
-            <w:tcW w:type="dxa" w:w="3324"/>
-          </w:tcPr>
-          <w:p>
-            <w:r/>
-            <w:r>
-              <w:rPr>
-                <w:sz w:val="18"/>
-              </w:rPr>
-              <w:t>NFR-09</w:t>
-            </w:r>
-          </w:p>
-        </w:tc>
-        <w:tc>
-          <w:tcPr>
-            <w:tcW w:type="dxa" w:w="3324"/>
-          </w:tcPr>
-          <w:p>
-            <w:r/>
-            <w:r>
-              <w:rPr>
-                <w:sz w:val="18"/>
-              </w:rPr>
-              <w:t>모션</w:t>
-            </w:r>
-          </w:p>
-        </w:tc>
-        <w:tc>
-          <w:tcPr>
-            <w:tcW w:type="dxa" w:w="3324"/>
-          </w:tcPr>
-          <w:p>
-            <w:r/>
-            <w:r>
-              <w:rPr>
-                <w:sz w:val="18"/>
-              </w:rPr>
-              <w:t>시스템 ‘동작 줄이기’ 설정을 존중</w:t>
-            </w:r>
-          </w:p>
-        </w:tc>
-      </w:tr>
-      <w:tr>
-        <w:tc>
-          <w:tcPr>
-            <w:tcW w:type="dxa" w:w="3324"/>
-          </w:tcPr>
-          <w:p>
-            <w:r/>
-            <w:r>
-              <w:rPr>
-                <w:sz w:val="18"/>
-              </w:rPr>
-              <w:t>NFR-10</w:t>
-            </w:r>
-          </w:p>
-        </w:tc>
-        <w:tc>
-          <w:tcPr>
-            <w:tcW w:type="dxa" w:w="3324"/>
-          </w:tcPr>
-          <w:p>
-            <w:r/>
-            <w:r>
-              <w:rPr>
-                <w:sz w:val="18"/>
-              </w:rPr>
-              <w:t>안전</w:t>
-            </w:r>
-          </w:p>
-        </w:tc>
-        <w:tc>
-          <w:tcPr>
-            <w:tcW w:type="dxa" w:w="3324"/>
-          </w:tcPr>
-          <w:p>
-            <w:r/>
-            <w:r>
-              <w:rPr>
-                <w:sz w:val="18"/>
-              </w:rPr>
-              <w:t>광고·외부 링크는 유튜브 이동 외 없음. 아이 화면에 결제·공유 요소 없음</w:t>
+              <w:t>SQLite(개발) ↔ PostgreSQL(운영) 같은 모델</w:t>
             </w:r>
           </w:p>
         </w:tc>
@@ -4944,7 +3603,7 @@
         <w:pStyle w:val="ListBullet"/>
       </w:pPr>
       <w:r>
-        <w:t>유튜브 콘텐츠는 링크 이동만. 음원·영상 추출 금지 (이용약관, 지원서 약속)</w:t>
+        <w:t>영상은 유튜브에서 재생된다. 앱은 재생 여부를 알 수 없어 시간을 재는 방식으로 기록한다.</w:t>
       </w:r>
     </w:p>
     <w:p>
@@ -4952,7 +3611,7 @@
         <w:pStyle w:val="ListBullet"/>
       </w:pPr>
       <w:r>
-        <w:t>화면을 보지 않는 ‘듣기’는 기술로 강제할 수 없다. 앱은 시간만 잰다</w:t>
+        <w:t>웹의 음성 인식은 브라우저마다 다르다. 안 되면 도움 모드로 간다.</w:t>
       </w:r>
     </w:p>
     <w:p>
@@ -4960,7 +3619,7 @@
         <w:pStyle w:val="ListBullet"/>
       </w:pPr>
       <w:r>
-        <w:t>웹 푸시는 iOS에서 홈 화면 추가 후에만 동작한다</w:t>
+        <w:t>iOS 웹 알림은 홈 화면에 추가한 뒤에만 된다.</w:t>
       </w:r>
     </w:p>
     <w:sectPr>

--- a/docs/docx/02-요구사항-명세서.docx
+++ b/docs/docx/02-요구사항-명세서.docx
@@ -1267,7 +1267,7 @@
               <w:rPr>
                 <w:sz w:val="18"/>
               </w:rPr>
-              <w:t>“소리 놀이 시작”을 누르면 유튜브가 열리고 듣기 시간이 흐른다</w:t>
+              <w:t>“소리 놀이 시작”을 누르면 앱 화면 안에서 영상이 재생되고, 재생되는 동안 듣기 시간이 흐른다</w:t>
             </w:r>
           </w:p>
         </w:tc>
@@ -3603,7 +3603,7 @@
         <w:pStyle w:val="ListBullet"/>
       </w:pPr>
       <w:r>
-        <w:t>영상은 유튜브에서 재생된다. 앱은 재생 여부를 알 수 없어 시간을 재는 방식으로 기록한다.</w:t>
+        <w:t>영상은 앱 안의 유튜브 공식 플레이어에서 재생된다. 앱은 재생·멈춤을 알 수 있어 재생된 시간만 기록한다.</w:t>
       </w:r>
     </w:p>
     <w:p>
